--- a/docs/ROSA — аудит и рекомендации.docx
+++ b/docs/ROSA — аудит и рекомендации.docx
@@ -287,16 +287,227 @@
     </w:p>
     <w:p>
       <w:pPr>
+        <w:spacing w:before="320" w:after="40"/>
+      </w:pPr>
+      <w:r>
+        <w:rPr>
+          <w:b/>
+          <w:i w:val="0"/>
+          <w:color w:val="051C2B"/>
+          <w:sz w:val="34"/>
+        </w:rPr>
+        <w:t>2. Что уже работает — сильные стороны</w:t>
+      </w:r>
+    </w:p>
+    <w:p>
+      <w:pPr>
+        <w:spacing w:before="0" w:after="160"/>
+        <w:pBdr>
+          <w:bottom w:val="single" w:sz="18" w:space="1" w:color="ab182d"/>
+        </w:pBdr>
+      </w:pPr>
+    </w:p>
+    <w:p>
+      <w:pPr>
         <w:spacing w:after="120"/>
       </w:pPr>
       <w:r>
         <w:rPr>
           <w:b w:val="0"/>
-          <w:i/>
+          <w:i w:val="0"/>
           <w:color w:val="5B6168"/>
           <w:sz w:val="21"/>
         </w:rPr>
-        <w:t>Уточнение по аналитике: вопреки первому беглому впечатлению, аналитика на сайте есть и настроена хорошо — Яндекс.Метрика с Вебвизором и e-commerce, GA4 + Google Tag Manager, пиксели VK и Mail.ru. Это плюс, на котором можно строить.</w:t>
+        <w:t>Прежде чем о проблемах — то, что уже сделано хорошо и на что можно опираться.</w:t>
+      </w:r>
+    </w:p>
+    <w:p>
+      <w:pPr>
+        <w:spacing w:before="200" w:after="60"/>
+      </w:pPr>
+      <w:r>
+        <w:rPr>
+          <w:b/>
+          <w:i w:val="0"/>
+          <w:color w:val="051C2B"/>
+          <w:sz w:val="26"/>
+        </w:rPr>
+        <w:t>Технически на месте</w:t>
+      </w:r>
+    </w:p>
+    <w:p>
+      <w:pPr>
+        <w:pStyle w:val="ListBullet"/>
+        <w:spacing w:after="40"/>
+      </w:pPr>
+      <w:r>
+        <w:rPr>
+          <w:b/>
+          <w:i w:val="0"/>
+          <w:color w:val="051C2B"/>
+          <w:sz w:val="22"/>
+        </w:rPr>
+        <w:t xml:space="preserve">Аналитика настроена: </w:t>
+      </w:r>
+      <w:r>
+        <w:rPr>
+          <w:b w:val="0"/>
+          <w:i w:val="0"/>
+          <w:sz w:val="22"/>
+        </w:rPr>
+        <w:t>Яндекс.Метрика с Вебвизором и e-commerce, GA4 + Google Tag Manager, пиксели VK и Mail.ru.</w:t>
+      </w:r>
+    </w:p>
+    <w:p>
+      <w:pPr>
+        <w:pStyle w:val="ListBullet"/>
+        <w:spacing w:after="40"/>
+      </w:pPr>
+      <w:r>
+        <w:rPr>
+          <w:b/>
+          <w:i w:val="0"/>
+          <w:color w:val="051C2B"/>
+          <w:sz w:val="22"/>
+        </w:rPr>
+        <w:t xml:space="preserve">SEO-база на месте: </w:t>
+      </w:r>
+      <w:r>
+        <w:rPr>
+          <w:b w:val="0"/>
+          <w:i w:val="0"/>
+          <w:sz w:val="22"/>
+        </w:rPr>
+        <w:t>robots.txt и sitemap.xml (с актуальными датами), canonical, Open Graph, lang=ru, заполненные title и description.</w:t>
+      </w:r>
+    </w:p>
+    <w:p>
+      <w:pPr>
+        <w:pStyle w:val="ListBullet"/>
+        <w:spacing w:after="40"/>
+      </w:pPr>
+      <w:r>
+        <w:rPr>
+          <w:b/>
+          <w:i w:val="0"/>
+          <w:color w:val="051C2B"/>
+          <w:sz w:val="22"/>
+        </w:rPr>
+        <w:t xml:space="preserve">Премиальный визуал и контент: </w:t>
+      </w:r>
+      <w:r>
+        <w:rPr>
+          <w:b w:val="0"/>
+          <w:i w:val="0"/>
+          <w:sz w:val="22"/>
+        </w:rPr>
+        <w:t>архитектура, фотографии и подача — на уровне сегмента.</w:t>
+      </w:r>
+    </w:p>
+    <w:p>
+      <w:pPr>
+        <w:spacing w:before="200" w:after="60"/>
+      </w:pPr>
+      <w:r>
+        <w:rPr>
+          <w:b/>
+          <w:i w:val="0"/>
+          <w:color w:val="051C2B"/>
+          <w:sz w:val="26"/>
+        </w:rPr>
+        <w:t>Преимущества перед конкурентами (с именами)</w:t>
+      </w:r>
+    </w:p>
+    <w:p>
+      <w:pPr>
+        <w:pStyle w:val="ListBullet"/>
+        <w:spacing w:after="40"/>
+      </w:pPr>
+      <w:r>
+        <w:rPr>
+          <w:b/>
+          <w:i w:val="0"/>
+          <w:color w:val="051C2B"/>
+          <w:sz w:val="22"/>
+        </w:rPr>
+        <w:t xml:space="preserve">Честная цена сразу — </w:t>
+      </w:r>
+      <w:r>
+        <w:rPr>
+          <w:b w:val="0"/>
+          <w:i w:val="0"/>
+          <w:sz w:val="22"/>
+        </w:rPr>
+        <w:t>«от 17,3 млн ₽» и ежемесячный платёж показаны на сайте, тогда как Британика и Eli Estate цену прячут «за звонком». Можно сделать УТП «честная цена без звонка».</w:t>
+      </w:r>
+    </w:p>
+    <w:p>
+      <w:pPr>
+        <w:pStyle w:val="ListBullet"/>
+        <w:spacing w:after="40"/>
+      </w:pPr>
+      <w:r>
+        <w:rPr>
+          <w:b/>
+          <w:i w:val="0"/>
+          <w:color w:val="051C2B"/>
+          <w:sz w:val="22"/>
+        </w:rPr>
+        <w:t xml:space="preserve">Бренд Villagio Estate — </w:t>
+      </w:r>
+      <w:r>
+        <w:rPr>
+          <w:b w:val="0"/>
+          <w:i w:val="0"/>
+          <w:sz w:val="22"/>
+        </w:rPr>
+        <w:t>известный премиум-девелопер; у Британики, Eli и Madison Park имя застройщика на сайте вообще не раскрыто. Сильный, недоиспользованный актив доверия.</w:t>
+      </w:r>
+    </w:p>
+    <w:p>
+      <w:pPr>
+        <w:pStyle w:val="ListBullet"/>
+        <w:spacing w:after="40"/>
+      </w:pPr>
+      <w:r>
+        <w:rPr>
+          <w:b/>
+          <w:i w:val="0"/>
+          <w:color w:val="051C2B"/>
+          <w:sz w:val="22"/>
+        </w:rPr>
+        <w:t xml:space="preserve">Ставка «от 4,5%» — </w:t>
+      </w:r>
+      <w:r>
+        <w:rPr>
+          <w:b w:val="0"/>
+          <w:i w:val="0"/>
+          <w:sz w:val="22"/>
+        </w:rPr>
+        <w:t>выгоднее заявленных у Riga Family; стоит «обыграть» калькулятором.</w:t>
+      </w:r>
+    </w:p>
+    <w:p>
+      <w:pPr>
+        <w:pStyle w:val="ListBullet"/>
+        <w:spacing w:after="40"/>
+      </w:pPr>
+      <w:r>
+        <w:rPr>
+          <w:b/>
+          <w:i w:val="0"/>
+          <w:color w:val="051C2B"/>
+          <w:sz w:val="22"/>
+        </w:rPr>
+        <w:t xml:space="preserve">Гео 54 км — </w:t>
+      </w:r>
+      <w:r>
+        <w:rPr>
+          <w:b w:val="0"/>
+          <w:i w:val="0"/>
+          <w:sz w:val="22"/>
+        </w:rPr>
+        <w:t>компактнее многих (Eli Estate ~60 мин, Ruza Family Park дальше).</w:t>
       </w:r>
     </w:p>
     <w:p>
@@ -310,7 +521,7 @@
           <w:color w:val="051C2B"/>
           <w:sz w:val="34"/>
         </w:rPr>
-        <w:t>2. Рыночный контекст — почему момент важен</w:t>
+        <w:t>3. Рыночный контекст — почему момент важен</w:t>
       </w:r>
     </w:p>
     <w:p>
@@ -508,7 +719,7 @@
           <w:color w:val="051C2B"/>
           <w:sz w:val="34"/>
         </w:rPr>
-        <w:t>3. Сайт: захват и конверсия</w:t>
+        <w:t>4. Сайт: захват и конверсия</w:t>
       </w:r>
     </w:p>
     <w:p>
@@ -1000,7 +1211,7 @@
           <w:color w:val="051C2B"/>
           <w:sz w:val="34"/>
         </w:rPr>
-        <w:t>4. Сайт: доверие</w:t>
+        <w:t>5. Сайт: доверие</w:t>
       </w:r>
     </w:p>
     <w:p>
@@ -1343,7 +1554,7 @@
           <w:color w:val="051C2B"/>
           <w:sz w:val="34"/>
         </w:rPr>
-        <w:t>5. Офферы</w:t>
+        <w:t>6. Офферы</w:t>
       </w:r>
     </w:p>
     <w:p>
@@ -1450,7 +1661,7 @@
           <w:color w:val="051C2B"/>
           <w:sz w:val="34"/>
         </w:rPr>
-        <w:t>6. SEO и видимость в поиске</w:t>
+        <w:t>7. SEO и видимость в поиске</w:t>
       </w:r>
     </w:p>
     <w:p>
@@ -1481,11 +1692,11 @@
       <w:r>
         <w:rPr>
           <w:b w:val="0"/>
-          <w:i w:val="0"/>
-          <w:color w:val="2E7D4F"/>
-          <w:sz w:val="21"/>
+          <w:i/>
+          <w:color w:val="5B6168"/>
+          <w:sz w:val="20"/>
         </w:rPr>
-        <w:t>База уже хорошая: Яндекс.Метрика с Вебвизором, GA4 + GTM, robots.txt и sitemap.xml (с датами), canonical, Open Graph, lang=ru, заполненные title/description.</w:t>
+        <w:t>(SEO-база уже на месте — см. раздел 2 «Сильные стороны». Ниже — что улучшить.)</w:t>
       </w:r>
     </w:p>
     <w:p>
@@ -1796,120 +2007,6 @@
           <w:sz w:val="21"/>
         </w:rPr>
         <w:t>alt помогает в выдаче и доступности; гео+интент в title («купить», «Новая Рига», «Истра», «54 км от МКАД») повышает релевантность по коммерческим запросам.</w:t>
-      </w:r>
-    </w:p>
-    <w:p>
-      <w:pPr>
-        <w:spacing w:before="320" w:after="40"/>
-      </w:pPr>
-      <w:r>
-        <w:rPr>
-          <w:b/>
-          <w:i w:val="0"/>
-          <w:color w:val="051C2B"/>
-          <w:sz w:val="34"/>
-        </w:rPr>
-        <w:t>7. Где ROSA сильнее конкурентов (и это не используется)</w:t>
-      </w:r>
-    </w:p>
-    <w:p>
-      <w:pPr>
-        <w:spacing w:before="0" w:after="160"/>
-        <w:pBdr>
-          <w:bottom w:val="single" w:sz="18" w:space="1" w:color="ab182d"/>
-        </w:pBdr>
-      </w:pPr>
-    </w:p>
-    <w:p>
-      <w:pPr>
-        <w:pStyle w:val="ListBullet"/>
-        <w:spacing w:after="40"/>
-      </w:pPr>
-      <w:r>
-        <w:rPr>
-          <w:b/>
-          <w:i w:val="0"/>
-          <w:color w:val="051C2B"/>
-          <w:sz w:val="22"/>
-        </w:rPr>
-        <w:t xml:space="preserve">Честная цена сразу — </w:t>
-      </w:r>
-      <w:r>
-        <w:rPr>
-          <w:b w:val="0"/>
-          <w:i w:val="0"/>
-          <w:sz w:val="22"/>
-        </w:rPr>
-        <w:t>«от 17,3 млн» и платёж показаны на сайте, тогда как Британика и Eli Estate цену прячут «за звонком». Можно сделать УТП «честная цена без звонка».</w:t>
-      </w:r>
-    </w:p>
-    <w:p>
-      <w:pPr>
-        <w:pStyle w:val="ListBullet"/>
-        <w:spacing w:after="40"/>
-      </w:pPr>
-      <w:r>
-        <w:rPr>
-          <w:b/>
-          <w:i w:val="0"/>
-          <w:color w:val="051C2B"/>
-          <w:sz w:val="22"/>
-        </w:rPr>
-        <w:t xml:space="preserve">Бренд Villagio Estate — </w:t>
-      </w:r>
-      <w:r>
-        <w:rPr>
-          <w:b w:val="0"/>
-          <w:i w:val="0"/>
-          <w:sz w:val="22"/>
-        </w:rPr>
-        <w:t>у Британики, Eli и Madison имя застройщика на сайте не раскрыто; узнаваемый девелопер — сильный актив доверия.</w:t>
-      </w:r>
-    </w:p>
-    <w:p>
-      <w:pPr>
-        <w:pStyle w:val="ListBullet"/>
-        <w:spacing w:after="40"/>
-      </w:pPr>
-      <w:r>
-        <w:rPr>
-          <w:b/>
-          <w:i w:val="0"/>
-          <w:color w:val="051C2B"/>
-          <w:sz w:val="22"/>
-        </w:rPr>
-        <w:t xml:space="preserve">Ставка «от 4,5%» — </w:t>
-      </w:r>
-      <w:r>
-        <w:rPr>
-          <w:b w:val="0"/>
-          <w:i w:val="0"/>
-          <w:sz w:val="22"/>
-        </w:rPr>
-        <w:t>выгоднее заявленных у Riga Family; нужно «обыграть» калькулятором.</w:t>
-      </w:r>
-    </w:p>
-    <w:p>
-      <w:pPr>
-        <w:pStyle w:val="ListBullet"/>
-        <w:spacing w:after="40"/>
-      </w:pPr>
-      <w:r>
-        <w:rPr>
-          <w:b/>
-          <w:i w:val="0"/>
-          <w:color w:val="051C2B"/>
-          <w:sz w:val="22"/>
-        </w:rPr>
-        <w:t xml:space="preserve">Гео компактнее — </w:t>
-      </w:r>
-      <w:r>
-        <w:rPr>
-          <w:b w:val="0"/>
-          <w:i w:val="0"/>
-          <w:sz w:val="22"/>
-        </w:rPr>
-        <w:t>54 км, ближе многих (Eli Estate ~60 мин, Ruza дальше).</w:t>
       </w:r>
     </w:p>
     <w:p>
@@ -3465,7 +3562,720 @@
           <w:color w:val="051C2B"/>
           <w:sz w:val="34"/>
         </w:rPr>
-        <w:t>11. Что проанализировали</w:t>
+        <w:t>11. Технические изменения и как внедрить в Tilda</w:t>
+      </w:r>
+    </w:p>
+    <w:p>
+      <w:pPr>
+        <w:spacing w:before="0" w:after="160"/>
+        <w:pBdr>
+          <w:bottom w:val="single" w:sz="18" w:space="1" w:color="ab182d"/>
+        </w:pBdr>
+      </w:pPr>
+    </w:p>
+    <w:p>
+      <w:pPr>
+        <w:spacing w:after="120"/>
+      </w:pPr>
+      <w:r>
+        <w:rPr>
+          <w:b w:val="0"/>
+          <w:i w:val="0"/>
+          <w:sz w:val="21"/>
+        </w:rPr>
+        <w:t>Сайт собран на Tilda. Большинство правок делается в редакторе без программиста; часть требует встроенного блока «HTML-код (T123)» или готового виджета. Это отражено в столбце «Сложность».</w:t>
+      </w:r>
+    </w:p>
+    <w:tbl>
+      <w:tblPr>
+        <w:tblStyle w:val="TableGrid"/>
+        <w:tblW w:type="auto" w:w="0"/>
+        <w:jc w:val="center"/>
+        <w:tblLook w:firstColumn="1" w:firstRow="1" w:lastColumn="0" w:lastRow="0" w:noHBand="0" w:noVBand="1" w:val="04A0"/>
+      </w:tblPr>
+      <w:tblGrid>
+        <w:gridCol w:w="3249"/>
+        <w:gridCol w:w="3249"/>
+        <w:gridCol w:w="3249"/>
+      </w:tblGrid>
+      <w:tr>
+        <w:tc>
+          <w:tcPr>
+            <w:tcW w:type="dxa" w:w="2721"/>
+            <w:shd w:val="clear" w:fill="051c2b"/>
+          </w:tcPr>
+          <w:p>
+            <w:r/>
+            <w:r>
+              <w:rPr>
+                <w:b/>
+                <w:color w:val="FFFFFF"/>
+                <w:sz w:val="19"/>
+              </w:rPr>
+              <w:t>Изменение</w:t>
+            </w:r>
+          </w:p>
+        </w:tc>
+        <w:tc>
+          <w:tcPr>
+            <w:tcW w:type="dxa" w:w="5102"/>
+            <w:shd w:val="clear" w:fill="051c2b"/>
+          </w:tcPr>
+          <w:p>
+            <w:r/>
+            <w:r>
+              <w:rPr>
+                <w:b/>
+                <w:color w:val="FFFFFF"/>
+                <w:sz w:val="19"/>
+              </w:rPr>
+              <w:t>Как внедрить в Tilda</w:t>
+            </w:r>
+          </w:p>
+        </w:tc>
+        <w:tc>
+          <w:tcPr>
+            <w:tcW w:type="dxa" w:w="1531"/>
+            <w:shd w:val="clear" w:fill="051c2b"/>
+          </w:tcPr>
+          <w:p>
+            <w:r/>
+            <w:r>
+              <w:rPr>
+                <w:b/>
+                <w:color w:val="FFFFFF"/>
+                <w:sz w:val="19"/>
+              </w:rPr>
+              <w:t>Сложность</w:t>
+            </w:r>
+          </w:p>
+        </w:tc>
+      </w:tr>
+      <w:tr>
+        <w:tc>
+          <w:tcPr>
+            <w:tcW w:type="dxa" w:w="2721"/>
+          </w:tcPr>
+          <w:p>
+            <w:r/>
+            <w:r>
+              <w:rPr>
+                <w:b/>
+                <w:color w:val="051C2B"/>
+                <w:sz w:val="19"/>
+              </w:rPr>
+              <w:t>Формы захвата для покупателя</w:t>
+            </w:r>
+          </w:p>
+        </w:tc>
+        <w:tc>
+          <w:tcPr>
+            <w:tcW w:type="dxa" w:w="5102"/>
+          </w:tcPr>
+          <w:p>
+            <w:r/>
+            <w:r>
+              <w:rPr>
+                <w:sz w:val="19"/>
+              </w:rPr>
+              <w:t>Нативный блок формы Tilda; в настройках формы подключить приём заявок в Telegram / на почту / в CRM</w:t>
+            </w:r>
+          </w:p>
+        </w:tc>
+        <w:tc>
+          <w:tcPr>
+            <w:tcW w:type="dxa" w:w="1531"/>
+          </w:tcPr>
+          <w:p>
+            <w:r/>
+            <w:r>
+              <w:rPr>
+                <w:sz w:val="19"/>
+              </w:rPr>
+              <w:t>Своими руками</w:t>
+            </w:r>
+          </w:p>
+        </w:tc>
+      </w:tr>
+      <w:tr>
+        <w:tc>
+          <w:tcPr>
+            <w:tcW w:type="dxa" w:w="2721"/>
+          </w:tcPr>
+          <w:p>
+            <w:r/>
+            <w:r>
+              <w:rPr>
+                <w:b/>
+                <w:color w:val="051C2B"/>
+                <w:sz w:val="19"/>
+              </w:rPr>
+              <w:t>Кнопки-заявки в hero и шапке</w:t>
+            </w:r>
+          </w:p>
+        </w:tc>
+        <w:tc>
+          <w:tcPr>
+            <w:tcW w:type="dxa" w:w="5102"/>
+          </w:tcPr>
+          <w:p>
+            <w:r/>
+            <w:r>
+              <w:rPr>
+                <w:sz w:val="19"/>
+              </w:rPr>
+              <w:t>Стандартные кнопки и блоки, drag-and-drop; ссылка ведёт на форму или квиз</w:t>
+            </w:r>
+          </w:p>
+        </w:tc>
+        <w:tc>
+          <w:tcPr>
+            <w:tcW w:type="dxa" w:w="1531"/>
+          </w:tcPr>
+          <w:p>
+            <w:r/>
+            <w:r>
+              <w:rPr>
+                <w:sz w:val="19"/>
+              </w:rPr>
+              <w:t>Своими руками</w:t>
+            </w:r>
+          </w:p>
+        </w:tc>
+      </w:tr>
+      <w:tr>
+        <w:tc>
+          <w:tcPr>
+            <w:tcW w:type="dxa" w:w="2721"/>
+          </w:tcPr>
+          <w:p>
+            <w:r/>
+            <w:r>
+              <w:rPr>
+                <w:b/>
+                <w:color w:val="051C2B"/>
+                <w:sz w:val="19"/>
+              </w:rPr>
+              <w:t>Цены и таблица сравнения коллекций</w:t>
+            </w:r>
+          </w:p>
+        </w:tc>
+        <w:tc>
+          <w:tcPr>
+            <w:tcW w:type="dxa" w:w="5102"/>
+          </w:tcPr>
+          <w:p>
+            <w:r/>
+            <w:r>
+              <w:rPr>
+                <w:sz w:val="19"/>
+              </w:rPr>
+              <w:t>Текстовые и табличные блоки на страницах /lugovaya, /plans, /residents</w:t>
+            </w:r>
+          </w:p>
+        </w:tc>
+        <w:tc>
+          <w:tcPr>
+            <w:tcW w:type="dxa" w:w="1531"/>
+          </w:tcPr>
+          <w:p>
+            <w:r/>
+            <w:r>
+              <w:rPr>
+                <w:sz w:val="19"/>
+              </w:rPr>
+              <w:t>Своими руками</w:t>
+            </w:r>
+          </w:p>
+        </w:tc>
+      </w:tr>
+      <w:tr>
+        <w:tc>
+          <w:tcPr>
+            <w:tcW w:type="dxa" w:w="2721"/>
+          </w:tcPr>
+          <w:p>
+            <w:r/>
+            <w:r>
+              <w:rPr>
+                <w:b/>
+                <w:color w:val="051C2B"/>
+                <w:sz w:val="19"/>
+              </w:rPr>
+              <w:t>Заголовки H1 / H2</w:t>
+            </w:r>
+          </w:p>
+        </w:tc>
+        <w:tc>
+          <w:tcPr>
+            <w:tcW w:type="dxa" w:w="5102"/>
+          </w:tcPr>
+          <w:p>
+            <w:r/>
+            <w:r>
+              <w:rPr>
+                <w:sz w:val="19"/>
+              </w:rPr>
+              <w:t>В настройках текстового блока выбрать тег заголовка: один H1 на страницу, H2 на секции</w:t>
+            </w:r>
+          </w:p>
+        </w:tc>
+        <w:tc>
+          <w:tcPr>
+            <w:tcW w:type="dxa" w:w="1531"/>
+          </w:tcPr>
+          <w:p>
+            <w:r/>
+            <w:r>
+              <w:rPr>
+                <w:sz w:val="19"/>
+              </w:rPr>
+              <w:t>Своими руками</w:t>
+            </w:r>
+          </w:p>
+        </w:tc>
+      </w:tr>
+      <w:tr>
+        <w:tc>
+          <w:tcPr>
+            <w:tcW w:type="dxa" w:w="2721"/>
+          </w:tcPr>
+          <w:p>
+            <w:r/>
+            <w:r>
+              <w:rPr>
+                <w:b/>
+                <w:color w:val="051C2B"/>
+                <w:sz w:val="19"/>
+              </w:rPr>
+              <w:t>alt у изображений</w:t>
+            </w:r>
+          </w:p>
+        </w:tc>
+        <w:tc>
+          <w:tcPr>
+            <w:tcW w:type="dxa" w:w="5102"/>
+          </w:tcPr>
+          <w:p>
+            <w:r/>
+            <w:r>
+              <w:rPr>
+                <w:sz w:val="19"/>
+              </w:rPr>
+              <w:t>Поле alt в настройках каждой картинки</w:t>
+            </w:r>
+          </w:p>
+        </w:tc>
+        <w:tc>
+          <w:tcPr>
+            <w:tcW w:type="dxa" w:w="1531"/>
+          </w:tcPr>
+          <w:p>
+            <w:r/>
+            <w:r>
+              <w:rPr>
+                <w:sz w:val="19"/>
+              </w:rPr>
+              <w:t>Своими руками</w:t>
+            </w:r>
+          </w:p>
+        </w:tc>
+      </w:tr>
+      <w:tr>
+        <w:tc>
+          <w:tcPr>
+            <w:tcW w:type="dxa" w:w="2721"/>
+          </w:tcPr>
+          <w:p>
+            <w:r/>
+            <w:r>
+              <w:rPr>
+                <w:b/>
+                <w:color w:val="051C2B"/>
+                <w:sz w:val="19"/>
+              </w:rPr>
+              <w:t>title / description под гео</w:t>
+            </w:r>
+          </w:p>
+        </w:tc>
+        <w:tc>
+          <w:tcPr>
+            <w:tcW w:type="dxa" w:w="5102"/>
+          </w:tcPr>
+          <w:p>
+            <w:r/>
+            <w:r>
+              <w:rPr>
+                <w:sz w:val="19"/>
+              </w:rPr>
+              <w:t>Настройки страницы → SEO (свои для каждой страницы)</w:t>
+            </w:r>
+          </w:p>
+        </w:tc>
+        <w:tc>
+          <w:tcPr>
+            <w:tcW w:type="dxa" w:w="1531"/>
+          </w:tcPr>
+          <w:p>
+            <w:r/>
+            <w:r>
+              <w:rPr>
+                <w:sz w:val="19"/>
+              </w:rPr>
+              <w:t>Своими руками</w:t>
+            </w:r>
+          </w:p>
+        </w:tc>
+      </w:tr>
+      <w:tr>
+        <w:tc>
+          <w:tcPr>
+            <w:tcW w:type="dxa" w:w="2721"/>
+          </w:tcPr>
+          <w:p>
+            <w:r/>
+            <w:r>
+              <w:rPr>
+                <w:b/>
+                <w:color w:val="051C2B"/>
+                <w:sz w:val="19"/>
+              </w:rPr>
+              <w:t>© 2022 → 2026</w:t>
+            </w:r>
+          </w:p>
+        </w:tc>
+        <w:tc>
+          <w:tcPr>
+            <w:tcW w:type="dxa" w:w="5102"/>
+          </w:tcPr>
+          <w:p>
+            <w:r/>
+            <w:r>
+              <w:rPr>
+                <w:sz w:val="19"/>
+              </w:rPr>
+              <w:t>Правка текста в футере</w:t>
+            </w:r>
+          </w:p>
+        </w:tc>
+        <w:tc>
+          <w:tcPr>
+            <w:tcW w:type="dxa" w:w="1531"/>
+          </w:tcPr>
+          <w:p>
+            <w:r/>
+            <w:r>
+              <w:rPr>
+                <w:sz w:val="19"/>
+              </w:rPr>
+              <w:t>Своими руками</w:t>
+            </w:r>
+          </w:p>
+        </w:tc>
+      </w:tr>
+      <w:tr>
+        <w:tc>
+          <w:tcPr>
+            <w:tcW w:type="dxa" w:w="2721"/>
+          </w:tcPr>
+          <w:p>
+            <w:r/>
+            <w:r>
+              <w:rPr>
+                <w:b/>
+                <w:color w:val="051C2B"/>
+                <w:sz w:val="19"/>
+              </w:rPr>
+              <w:t>Чистка sitemap</w:t>
+            </w:r>
+          </w:p>
+        </w:tc>
+        <w:tc>
+          <w:tcPr>
+            <w:tcW w:type="dxa" w:w="5102"/>
+          </w:tcPr>
+          <w:p>
+            <w:r/>
+            <w:r>
+              <w:rPr>
+                <w:sz w:val="19"/>
+              </w:rPr>
+              <w:t>Tilda генерит sitemap сама; лишние страницы (/test, /rosa_old, /autumn-2022) удалить или закрыть от индексации в настройках страницы</w:t>
+            </w:r>
+          </w:p>
+        </w:tc>
+        <w:tc>
+          <w:tcPr>
+            <w:tcW w:type="dxa" w:w="1531"/>
+          </w:tcPr>
+          <w:p>
+            <w:r/>
+            <w:r>
+              <w:rPr>
+                <w:sz w:val="19"/>
+              </w:rPr>
+              <w:t>Своими руками</w:t>
+            </w:r>
+          </w:p>
+        </w:tc>
+      </w:tr>
+      <w:tr>
+        <w:tc>
+          <w:tcPr>
+            <w:tcW w:type="dxa" w:w="2721"/>
+          </w:tcPr>
+          <w:p>
+            <w:r/>
+            <w:r>
+              <w:rPr>
+                <w:b/>
+                <w:color w:val="051C2B"/>
+                <w:sz w:val="19"/>
+              </w:rPr>
+              <w:t>Чистка аналитики</w:t>
+            </w:r>
+          </w:p>
+        </w:tc>
+        <w:tc>
+          <w:tcPr>
+            <w:tcW w:type="dxa" w:w="5102"/>
+          </w:tcPr>
+          <w:p>
+            <w:r/>
+            <w:r>
+              <w:rPr>
+                <w:sz w:val="19"/>
+              </w:rPr>
+              <w:t>Настройки сайта → «Аналитика, статистика, счётчики» и блоки с кодом: убрать мёртвый Universal Analytics и дублирующий GTM</w:t>
+            </w:r>
+          </w:p>
+        </w:tc>
+        <w:tc>
+          <w:tcPr>
+            <w:tcW w:type="dxa" w:w="1531"/>
+          </w:tcPr>
+          <w:p>
+            <w:r/>
+            <w:r>
+              <w:rPr>
+                <w:sz w:val="19"/>
+              </w:rPr>
+              <w:t>Своими руками (аккуратно)</w:t>
+            </w:r>
+          </w:p>
+        </w:tc>
+      </w:tr>
+      <w:tr>
+        <w:tc>
+          <w:tcPr>
+            <w:tcW w:type="dxa" w:w="2721"/>
+          </w:tcPr>
+          <w:p>
+            <w:r/>
+            <w:r>
+              <w:rPr>
+                <w:b/>
+                <w:color w:val="051C2B"/>
+                <w:sz w:val="19"/>
+              </w:rPr>
+              <w:t>Квиз-подборщик</w:t>
+            </w:r>
+          </w:p>
+        </w:tc>
+        <w:tc>
+          <w:tcPr>
+            <w:tcW w:type="dxa" w:w="5102"/>
+          </w:tcPr>
+          <w:p>
+            <w:r/>
+            <w:r>
+              <w:rPr>
+                <w:sz w:val="19"/>
+              </w:rPr>
+              <w:t>Виджет Marquiz, встроенный блоком «HTML-код (T123)»; либо собрать на пошаговых формах Tilda</w:t>
+            </w:r>
+          </w:p>
+        </w:tc>
+        <w:tc>
+          <w:tcPr>
+            <w:tcW w:type="dxa" w:w="1531"/>
+          </w:tcPr>
+          <w:p>
+            <w:r/>
+            <w:r>
+              <w:rPr>
+                <w:sz w:val="19"/>
+              </w:rPr>
+              <w:t>Виджет / код</w:t>
+            </w:r>
+          </w:p>
+        </w:tc>
+      </w:tr>
+      <w:tr>
+        <w:tc>
+          <w:tcPr>
+            <w:tcW w:type="dxa" w:w="2721"/>
+          </w:tcPr>
+          <w:p>
+            <w:r/>
+            <w:r>
+              <w:rPr>
+                <w:b/>
+                <w:color w:val="051C2B"/>
+                <w:sz w:val="19"/>
+              </w:rPr>
+              <w:t>Интерактивный калькулятор ипотеки</w:t>
+            </w:r>
+          </w:p>
+        </w:tc>
+        <w:tc>
+          <w:tcPr>
+            <w:tcW w:type="dxa" w:w="5102"/>
+          </w:tcPr>
+          <w:p>
+            <w:r/>
+            <w:r>
+              <w:rPr>
+                <w:sz w:val="19"/>
+              </w:rPr>
+              <w:t>Zero-блок с фрагментом JS или блок «HTML-код (T123)»</w:t>
+            </w:r>
+          </w:p>
+        </w:tc>
+        <w:tc>
+          <w:tcPr>
+            <w:tcW w:type="dxa" w:w="1531"/>
+          </w:tcPr>
+          <w:p>
+            <w:r/>
+            <w:r>
+              <w:rPr>
+                <w:sz w:val="19"/>
+              </w:rPr>
+              <w:t>Нужен код</w:t>
+            </w:r>
+          </w:p>
+        </w:tc>
+      </w:tr>
+      <w:tr>
+        <w:tc>
+          <w:tcPr>
+            <w:tcW w:type="dxa" w:w="2721"/>
+          </w:tcPr>
+          <w:p>
+            <w:r/>
+            <w:r>
+              <w:rPr>
+                <w:b/>
+                <w:color w:val="051C2B"/>
+                <w:sz w:val="19"/>
+              </w:rPr>
+              <w:t>Микроразметка Schema.org (JSON-LD)</w:t>
+            </w:r>
+          </w:p>
+        </w:tc>
+        <w:tc>
+          <w:tcPr>
+            <w:tcW w:type="dxa" w:w="5102"/>
+          </w:tcPr>
+          <w:p>
+            <w:r/>
+            <w:r>
+              <w:rPr>
+                <w:sz w:val="19"/>
+              </w:rPr>
+              <w:t>Блок «HTML-код (T123)» со скриптом JSON-LD в теле страницы</w:t>
+            </w:r>
+          </w:p>
+        </w:tc>
+        <w:tc>
+          <w:tcPr>
+            <w:tcW w:type="dxa" w:w="1531"/>
+          </w:tcPr>
+          <w:p>
+            <w:r/>
+            <w:r>
+              <w:rPr>
+                <w:sz w:val="19"/>
+              </w:rPr>
+              <w:t>Нужен код</w:t>
+            </w:r>
+          </w:p>
+        </w:tc>
+      </w:tr>
+      <w:tr>
+        <w:tc>
+          <w:tcPr>
+            <w:tcW w:type="dxa" w:w="2721"/>
+          </w:tcPr>
+          <w:p>
+            <w:r/>
+            <w:r>
+              <w:rPr>
+                <w:b/>
+                <w:color w:val="051C2B"/>
+                <w:sz w:val="19"/>
+              </w:rPr>
+              <w:t>Онлайн-чат</w:t>
+            </w:r>
+          </w:p>
+        </w:tc>
+        <w:tc>
+          <w:tcPr>
+            <w:tcW w:type="dxa" w:w="5102"/>
+          </w:tcPr>
+          <w:p>
+            <w:r/>
+            <w:r>
+              <w:rPr>
+                <w:sz w:val="19"/>
+              </w:rPr>
+              <w:t>Готовый виджет (Tilda Чат / Jivo) — подключается блоком или в настройках</w:t>
+            </w:r>
+          </w:p>
+        </w:tc>
+        <w:tc>
+          <w:tcPr>
+            <w:tcW w:type="dxa" w:w="1531"/>
+          </w:tcPr>
+          <w:p>
+            <w:r/>
+            <w:r>
+              <w:rPr>
+                <w:sz w:val="19"/>
+              </w:rPr>
+              <w:t>Виджет</w:t>
+            </w:r>
+          </w:p>
+        </w:tc>
+      </w:tr>
+    </w:tbl>
+    <w:p>
+      <w:pPr>
+        <w:spacing w:after="120"/>
+      </w:pPr>
+      <w:r>
+        <w:rPr>
+          <w:b w:val="0"/>
+          <w:i/>
+          <w:color w:val="5B6168"/>
+          <w:sz w:val="21"/>
+        </w:rPr>
+        <w:t>Готовый прототип (собран отдельно) уже содержит квиз, калькулятор и формы — этот код переносится в блоки «HTML-код (T123)» Tilda после согласования с владельцем сайта.</w:t>
+      </w:r>
+    </w:p>
+    <w:p>
+      <w:pPr>
+        <w:spacing w:before="320" w:after="40"/>
+      </w:pPr>
+      <w:r>
+        <w:rPr>
+          <w:b/>
+          <w:i w:val="0"/>
+          <w:color w:val="051C2B"/>
+          <w:sz w:val="34"/>
+        </w:rPr>
+        <w:t>12. Что проанализировали</w:t>
       </w:r>
     </w:p>
     <w:p>

--- a/docs/ROSA — аудит и рекомендации.docx
+++ b/docs/ROSA — аудит и рекомендации.docx
@@ -127,7 +127,7 @@
                 <w:color w:val="051C2B"/>
                 <w:sz w:val="21"/>
               </w:rPr>
-              <w:t>Как читать «почему»:</w:t>
+              <w:t>Как читать рекомендации:</w:t>
             </w:r>
           </w:p>
           <w:p>
@@ -138,24 +138,10 @@
               <w:rPr>
                 <w:b w:val="0"/>
                 <w:i w:val="0"/>
-                <w:color w:val="1F5F8B"/>
+                <w:color w:val="333333"/>
                 <w:sz w:val="20"/>
               </w:rPr>
-              <w:t>● общая практика — приём, который работает в принципе (синяя метка).</w:t>
-            </w:r>
-          </w:p>
-          <w:p>
-            <w:pPr>
-              <w:spacing w:after="40" w:before="40"/>
-            </w:pPr>
-            <w:r>
-              <w:rPr>
-                <w:b w:val="0"/>
-                <w:i w:val="0"/>
-                <w:color w:val="AB182D"/>
-                <w:sz w:val="20"/>
-              </w:rPr>
-              <w:t>● так делают конкуренты — приём, проверенный на рынке Новой Риги; указано, кто именно (винная метка — это сильнее).</w:t>
+              <w:t>Разделы 4–7 даны таблицами с тремя колонками: «Что сделать», «Почему это работает» и «Есть у конкурентов». Если приём уже проверен на рынке Новой Риги — указано, у кого именно (это усиливает аргумент).</w:t>
             </w:r>
           </w:p>
         </w:tc>
@@ -730,476 +716,394 @@
         </w:pBdr>
       </w:pPr>
     </w:p>
-    <w:p>
-      <w:pPr>
-        <w:spacing w:before="160" w:after="20"/>
-      </w:pPr>
-      <w:r>
-        <w:rPr>
-          <w:b/>
-          <w:i w:val="0"/>
-          <w:color w:val="051C2B"/>
-          <w:sz w:val="24"/>
-        </w:rPr>
-        <w:t>1. Добавить формы захвата для покупателя на всех страницах</w:t>
-      </w:r>
-    </w:p>
-    <w:p>
-      <w:pPr>
-        <w:spacing w:after="20"/>
-        <w:ind w:left="227"/>
-      </w:pPr>
-      <w:r>
-        <w:rPr>
-          <w:b/>
-          <w:i w:val="0"/>
-          <w:color w:val="5B6168"/>
-          <w:sz w:val="21"/>
-        </w:rPr>
-        <w:t xml:space="preserve">Сейчас: </w:t>
-      </w:r>
-      <w:r>
-        <w:rPr>
-          <w:b w:val="0"/>
-          <w:i w:val="0"/>
-          <w:color w:val="5B6168"/>
-          <w:sz w:val="21"/>
-        </w:rPr>
-        <w:t>единственная форма — «для агентств»; покупатель может только позвонить или написать в мессенджер.</w:t>
-      </w:r>
-    </w:p>
-    <w:p>
-      <w:pPr>
-        <w:spacing w:after="80"/>
-        <w:ind w:left="227"/>
-      </w:pPr>
-      <w:r>
-        <w:rPr>
-          <w:b/>
-          <w:i w:val="0"/>
-          <w:color w:val="AB182D"/>
-          <w:sz w:val="21"/>
-        </w:rPr>
-        <w:t xml:space="preserve">● ПОЧЕМУ — так делают конкуренты </w:t>
-      </w:r>
-      <w:r>
-        <w:rPr>
-          <w:b/>
-          <w:i w:val="0"/>
-          <w:color w:val="AB182D"/>
-          <w:sz w:val="21"/>
-        </w:rPr>
-        <w:t xml:space="preserve">(Британика): </w:t>
-      </w:r>
-      <w:r>
-        <w:rPr>
-          <w:b w:val="0"/>
-          <w:i w:val="0"/>
-          <w:color w:val="333333"/>
-          <w:sz w:val="21"/>
-        </w:rPr>
-        <w:t>формы заточены под клиента — «Приехать выбрать дом», «Записаться на просмотр», «Получить презентацию». Без такой формы теряется весь тёплый трафик, не готовый звонить сразу.</w:t>
-      </w:r>
-    </w:p>
-    <w:p>
-      <w:pPr>
-        <w:spacing w:before="160" w:after="20"/>
-      </w:pPr>
-      <w:r>
-        <w:rPr>
-          <w:b/>
-          <w:i w:val="0"/>
-          <w:color w:val="051C2B"/>
-          <w:sz w:val="24"/>
-        </w:rPr>
-        <w:t>2. Сделать в hero оффер и кнопку-заявку</w:t>
-      </w:r>
-    </w:p>
-    <w:p>
-      <w:pPr>
-        <w:spacing w:after="20"/>
-        <w:ind w:left="227"/>
-      </w:pPr>
-      <w:r>
-        <w:rPr>
-          <w:b/>
-          <w:i w:val="0"/>
-          <w:color w:val="5B6168"/>
-          <w:sz w:val="21"/>
-        </w:rPr>
-        <w:t xml:space="preserve">Сейчас: </w:t>
-      </w:r>
-      <w:r>
-        <w:rPr>
-          <w:b w:val="0"/>
-          <w:i w:val="0"/>
-          <w:color w:val="5B6168"/>
-          <w:sz w:val="21"/>
-        </w:rPr>
-        <w:t>первый экран только описывает («Официально. От застройщика») + телефон и Telegram.</w:t>
-      </w:r>
-    </w:p>
-    <w:p>
-      <w:pPr>
-        <w:spacing w:after="80"/>
-        <w:ind w:left="227"/>
-      </w:pPr>
-      <w:r>
-        <w:rPr>
-          <w:b/>
-          <w:i w:val="0"/>
-          <w:color w:val="1F5F8B"/>
-          <w:sz w:val="21"/>
-        </w:rPr>
-        <w:t xml:space="preserve">● ПОЧЕМУ — общая практика: </w:t>
-      </w:r>
-      <w:r>
-        <w:rPr>
-          <w:b w:val="0"/>
-          <w:i w:val="0"/>
-          <w:color w:val="333333"/>
-          <w:sz w:val="21"/>
-        </w:rPr>
-        <w:t>первый экран должен вести к действию (подбор/заявка), а не только сообщать. Это базовый принцип конверсии лендинга.</w:t>
-      </w:r>
-    </w:p>
-    <w:p>
-      <w:pPr>
-        <w:spacing w:before="160" w:after="20"/>
-      </w:pPr>
-      <w:r>
-        <w:rPr>
-          <w:b/>
-          <w:i w:val="0"/>
-          <w:color w:val="051C2B"/>
-          <w:sz w:val="24"/>
-        </w:rPr>
-        <w:t>3. Квиз-подборщик дома (5 вопросов → подбор коллекции → захват контакта)</w:t>
-      </w:r>
-    </w:p>
-    <w:p>
-      <w:pPr>
-        <w:spacing w:after="20"/>
-        <w:ind w:left="227"/>
-      </w:pPr>
-      <w:r>
-        <w:rPr>
-          <w:b/>
-          <w:i w:val="0"/>
-          <w:color w:val="5B6168"/>
-          <w:sz w:val="21"/>
-        </w:rPr>
-        <w:t xml:space="preserve">Сейчас: </w:t>
-      </w:r>
-      <w:r>
-        <w:rPr>
-          <w:b w:val="0"/>
-          <w:i w:val="0"/>
-          <w:color w:val="5B6168"/>
-          <w:sz w:val="21"/>
-        </w:rPr>
-        <w:t>механики подбора нет.</w:t>
-      </w:r>
-    </w:p>
-    <w:p>
-      <w:pPr>
-        <w:spacing w:after="80"/>
-        <w:ind w:left="227"/>
-      </w:pPr>
-      <w:r>
-        <w:rPr>
-          <w:b/>
-          <w:i w:val="0"/>
-          <w:color w:val="AB182D"/>
-          <w:sz w:val="21"/>
-        </w:rPr>
-        <w:t xml:space="preserve">● ПОЧЕМУ — так делают конкуренты </w:t>
-      </w:r>
-      <w:r>
-        <w:rPr>
-          <w:b/>
-          <w:i w:val="0"/>
-          <w:color w:val="AB182D"/>
-          <w:sz w:val="21"/>
-        </w:rPr>
-        <w:t xml:space="preserve">(Британика): </w:t>
-      </w:r>
-      <w:r>
-        <w:rPr>
-          <w:b w:val="0"/>
-          <w:i w:val="0"/>
-          <w:color w:val="333333"/>
-          <w:sz w:val="21"/>
-        </w:rPr>
-        <w:t>квиз-подборщик («Подобрать дом» на базе Marquiz) — главный инструмент мягкого захвата в сегменте; даёт высокую конверсию в заявку.</w:t>
-      </w:r>
-    </w:p>
-    <w:p>
-      <w:pPr>
-        <w:spacing w:before="160" w:after="20"/>
-      </w:pPr>
-      <w:r>
-        <w:rPr>
-          <w:b/>
-          <w:i w:val="0"/>
-          <w:color w:val="051C2B"/>
-          <w:sz w:val="24"/>
-        </w:rPr>
-        <w:t>4. Интерактивный калькулятор ипотеки/платежа</w:t>
-      </w:r>
-    </w:p>
-    <w:p>
-      <w:pPr>
-        <w:spacing w:after="20"/>
-        <w:ind w:left="227"/>
-      </w:pPr>
-      <w:r>
-        <w:rPr>
-          <w:b/>
-          <w:i w:val="0"/>
-          <w:color w:val="5B6168"/>
-          <w:sz w:val="21"/>
-        </w:rPr>
-        <w:t xml:space="preserve">Сейчас: </w:t>
-      </w:r>
-      <w:r>
-        <w:rPr>
-          <w:b w:val="0"/>
-          <w:i w:val="0"/>
-          <w:color w:val="5B6168"/>
-          <w:sz w:val="21"/>
-        </w:rPr>
-        <w:t>ставка показана статично («от 4,5%», «71 900 ₽/мес»), без расчёта.</w:t>
-      </w:r>
-    </w:p>
-    <w:p>
-      <w:pPr>
-        <w:spacing w:after="80"/>
-        <w:ind w:left="227"/>
-      </w:pPr>
-      <w:r>
-        <w:rPr>
-          <w:b/>
-          <w:i w:val="0"/>
-          <w:color w:val="AB182D"/>
-          <w:sz w:val="21"/>
-        </w:rPr>
-        <w:t xml:space="preserve">● ПОЧЕМУ — так делают конкуренты </w:t>
-      </w:r>
-      <w:r>
-        <w:rPr>
-          <w:b/>
-          <w:i w:val="0"/>
-          <w:color w:val="AB182D"/>
-          <w:sz w:val="21"/>
-        </w:rPr>
-        <w:t xml:space="preserve">(Британика): </w:t>
-      </w:r>
-      <w:r>
-        <w:rPr>
-          <w:b w:val="0"/>
-          <w:i w:val="0"/>
-          <w:color w:val="333333"/>
-          <w:sz w:val="21"/>
-        </w:rPr>
-        <w:t>калькулятор вовлекает и снимает вопрос «сколько в месяц». Для ROSA это ещё и способ обыграть свою низкую ставку 4,5%.</w:t>
-      </w:r>
-    </w:p>
-    <w:p>
-      <w:pPr>
-        <w:spacing w:before="160" w:after="20"/>
-      </w:pPr>
-      <w:r>
-        <w:rPr>
-          <w:b/>
-          <w:i w:val="0"/>
-          <w:color w:val="051C2B"/>
-          <w:sz w:val="24"/>
-        </w:rPr>
-        <w:t>5. Показать цены и таблицу сравнения на страницах коллекций</w:t>
-      </w:r>
-    </w:p>
-    <w:p>
-      <w:pPr>
-        <w:spacing w:after="20"/>
-        <w:ind w:left="227"/>
-      </w:pPr>
-      <w:r>
-        <w:rPr>
-          <w:b/>
-          <w:i w:val="0"/>
-          <w:color w:val="5B6168"/>
-          <w:sz w:val="21"/>
-        </w:rPr>
-        <w:t xml:space="preserve">Сейчас: </w:t>
-      </w:r>
-      <w:r>
-        <w:rPr>
-          <w:b w:val="0"/>
-          <w:i w:val="0"/>
-          <w:color w:val="5B6168"/>
-          <w:sz w:val="21"/>
-        </w:rPr>
-        <w:t>на /residents, /plans, /lugovaya цен нет (на главной — есть «от 17,3 млн»).</w:t>
-      </w:r>
-    </w:p>
-    <w:p>
-      <w:pPr>
-        <w:spacing w:after="80"/>
-        <w:ind w:left="227"/>
-      </w:pPr>
-      <w:r>
-        <w:rPr>
-          <w:b/>
-          <w:i w:val="0"/>
-          <w:color w:val="1F5F8B"/>
-          <w:sz w:val="21"/>
-        </w:rPr>
-        <w:t xml:space="preserve">● ПОЧЕМУ — общая практика: </w:t>
-      </w:r>
-      <w:r>
-        <w:rPr>
-          <w:b w:val="0"/>
-          <w:i w:val="0"/>
-          <w:color w:val="333333"/>
-          <w:sz w:val="21"/>
-        </w:rPr>
-        <w:t>цена — вопрос №1 покупателя; её отсутствие на странице планировки = отвал или ощущение «непрозрачно».</w:t>
-      </w:r>
-    </w:p>
-    <w:p>
-      <w:pPr>
-        <w:spacing w:before="160" w:after="20"/>
-      </w:pPr>
-      <w:r>
-        <w:rPr>
-          <w:b/>
-          <w:i w:val="0"/>
-          <w:color w:val="051C2B"/>
-          <w:sz w:val="24"/>
-        </w:rPr>
-        <w:t>6. Интерактивный генплан с выбором лота + онлайн-бронь</w:t>
-      </w:r>
-    </w:p>
-    <w:p>
-      <w:pPr>
-        <w:spacing w:after="20"/>
-        <w:ind w:left="227"/>
-      </w:pPr>
-      <w:r>
-        <w:rPr>
-          <w:b/>
-          <w:i w:val="0"/>
-          <w:color w:val="5B6168"/>
-          <w:sz w:val="21"/>
-        </w:rPr>
-        <w:t xml:space="preserve">Сейчас: </w:t>
-      </w:r>
-      <w:r>
-        <w:rPr>
-          <w:b w:val="0"/>
-          <w:i w:val="0"/>
-          <w:color w:val="5B6168"/>
-          <w:sz w:val="21"/>
-        </w:rPr>
-        <w:t>генплан есть, но без выбора лота со схемы.</w:t>
-      </w:r>
-    </w:p>
-    <w:p>
-      <w:pPr>
-        <w:spacing w:after="80"/>
-        <w:ind w:left="227"/>
-      </w:pPr>
-      <w:r>
-        <w:rPr>
-          <w:b/>
-          <w:i w:val="0"/>
-          <w:color w:val="AB182D"/>
-          <w:sz w:val="21"/>
-        </w:rPr>
-        <w:t xml:space="preserve">● ПОЧЕМУ — так делают конкуренты </w:t>
-      </w:r>
-      <w:r>
-        <w:rPr>
-          <w:b/>
-          <w:i w:val="0"/>
-          <w:color w:val="AB182D"/>
-          <w:sz w:val="21"/>
-        </w:rPr>
-        <w:t xml:space="preserve">(Британика): </w:t>
-      </w:r>
-      <w:r>
-        <w:rPr>
-          <w:b w:val="0"/>
-          <w:i w:val="0"/>
-          <w:color w:val="333333"/>
-          <w:sz w:val="21"/>
-        </w:rPr>
-        <w:t>«выбрать дом на генплане» вовлекает в выбор. Онлайн-бронирование лота — свободная ниша: нет ни у кого в выборке, ROSA может занять первой.</w:t>
-      </w:r>
-    </w:p>
-    <w:p>
-      <w:pPr>
-        <w:spacing w:before="160" w:after="20"/>
-      </w:pPr>
-      <w:r>
-        <w:rPr>
-          <w:b/>
-          <w:i w:val="0"/>
-          <w:color w:val="051C2B"/>
-          <w:sz w:val="24"/>
-        </w:rPr>
-        <w:t>7. Виджет онлайн-чата (WhatsApp/Telegram)</w:t>
-      </w:r>
-    </w:p>
-    <w:p>
-      <w:pPr>
-        <w:spacing w:after="20"/>
-        <w:ind w:left="227"/>
-      </w:pPr>
-      <w:r>
-        <w:rPr>
-          <w:b/>
-          <w:i w:val="0"/>
-          <w:color w:val="5B6168"/>
-          <w:sz w:val="21"/>
-        </w:rPr>
-        <w:t xml:space="preserve">Сейчас: </w:t>
-      </w:r>
-      <w:r>
-        <w:rPr>
-          <w:b w:val="0"/>
-          <w:i w:val="0"/>
-          <w:color w:val="5B6168"/>
-          <w:sz w:val="21"/>
-        </w:rPr>
-        <w:t>онлайн-чата нет.</w:t>
-      </w:r>
-    </w:p>
-    <w:p>
-      <w:pPr>
-        <w:spacing w:after="80"/>
-        <w:ind w:left="227"/>
-      </w:pPr>
-      <w:r>
-        <w:rPr>
-          <w:b/>
-          <w:i w:val="0"/>
-          <w:color w:val="1F5F8B"/>
-          <w:sz w:val="21"/>
-        </w:rPr>
-        <w:t xml:space="preserve">● ПОЧЕМУ — общая практика: </w:t>
-      </w:r>
-      <w:r>
-        <w:rPr>
-          <w:b w:val="0"/>
-          <w:i w:val="0"/>
-          <w:color w:val="333333"/>
-          <w:sz w:val="21"/>
-        </w:rPr>
-        <w:t>часть аудитории не звонит и не заполняет форму, но готова написать в чат — это ещё один уровень захвата.</w:t>
-      </w:r>
-    </w:p>
+    <w:tbl>
+      <w:tblPr>
+        <w:tblStyle w:val="TableGrid"/>
+        <w:tblW w:type="auto" w:w="0"/>
+        <w:jc w:val="center"/>
+        <w:tblLook w:firstColumn="1" w:firstRow="1" w:lastColumn="0" w:lastRow="0" w:noHBand="0" w:noVBand="1" w:val="04A0"/>
+      </w:tblPr>
+      <w:tblGrid>
+        <w:gridCol w:w="3249"/>
+        <w:gridCol w:w="3249"/>
+        <w:gridCol w:w="3249"/>
+      </w:tblGrid>
+      <w:tr>
+        <w:tc>
+          <w:tcPr>
+            <w:tcW w:type="dxa" w:w="3005"/>
+            <w:shd w:val="clear" w:fill="051c2b"/>
+          </w:tcPr>
+          <w:p>
+            <w:r/>
+            <w:r>
+              <w:rPr>
+                <w:b/>
+                <w:color w:val="FFFFFF"/>
+                <w:sz w:val="19"/>
+              </w:rPr>
+              <w:t>Что сделать</w:t>
+            </w:r>
+          </w:p>
+        </w:tc>
+        <w:tc>
+          <w:tcPr>
+            <w:tcW w:type="dxa" w:w="3572"/>
+            <w:shd w:val="clear" w:fill="051c2b"/>
+          </w:tcPr>
+          <w:p>
+            <w:r/>
+            <w:r>
+              <w:rPr>
+                <w:b/>
+                <w:color w:val="FFFFFF"/>
+                <w:sz w:val="19"/>
+              </w:rPr>
+              <w:t>Почему это работает</w:t>
+            </w:r>
+          </w:p>
+        </w:tc>
+        <w:tc>
+          <w:tcPr>
+            <w:tcW w:type="dxa" w:w="2551"/>
+            <w:shd w:val="clear" w:fill="051c2b"/>
+          </w:tcPr>
+          <w:p>
+            <w:r/>
+            <w:r>
+              <w:rPr>
+                <w:b/>
+                <w:color w:val="FFFFFF"/>
+                <w:sz w:val="19"/>
+              </w:rPr>
+              <w:t>Есть у конкурентов</w:t>
+            </w:r>
+          </w:p>
+        </w:tc>
+      </w:tr>
+      <w:tr>
+        <w:tc>
+          <w:tcPr>
+            <w:tcW w:type="dxa" w:w="3005"/>
+          </w:tcPr>
+          <w:p>
+            <w:r/>
+            <w:r>
+              <w:rPr>
+                <w:b/>
+                <w:color w:val="051C2B"/>
+                <w:sz w:val="19"/>
+              </w:rPr>
+              <w:t>Формы захвата для покупателя на всех страницах (сейчас форма только «для агентств»)</w:t>
+            </w:r>
+          </w:p>
+        </w:tc>
+        <w:tc>
+          <w:tcPr>
+            <w:tcW w:type="dxa" w:w="3572"/>
+          </w:tcPr>
+          <w:p>
+            <w:r/>
+            <w:r>
+              <w:rPr>
+                <w:sz w:val="19"/>
+              </w:rPr>
+              <w:t>Ловит тёплых, кто не готов звонить сразу; собирает базу для длинного цикла сделки</w:t>
+            </w:r>
+          </w:p>
+        </w:tc>
+        <w:tc>
+          <w:tcPr>
+            <w:tcW w:type="dxa" w:w="2551"/>
+          </w:tcPr>
+          <w:p>
+            <w:r/>
+            <w:r>
+              <w:rPr>
+                <w:sz w:val="19"/>
+              </w:rPr>
+              <w:t>Британика — формы «приехать выбрать дом», «записаться на просмотр», «получить презентацию»</w:t>
+            </w:r>
+          </w:p>
+        </w:tc>
+      </w:tr>
+      <w:tr>
+        <w:tc>
+          <w:tcPr>
+            <w:tcW w:type="dxa" w:w="3005"/>
+          </w:tcPr>
+          <w:p>
+            <w:r/>
+            <w:r>
+              <w:rPr>
+                <w:b/>
+                <w:color w:val="051C2B"/>
+                <w:sz w:val="19"/>
+              </w:rPr>
+              <w:t>Оффер и кнопка-заявка в hero (сейчас только описание + телефон)</w:t>
+            </w:r>
+          </w:p>
+        </w:tc>
+        <w:tc>
+          <w:tcPr>
+            <w:tcW w:type="dxa" w:w="3572"/>
+          </w:tcPr>
+          <w:p>
+            <w:r/>
+            <w:r>
+              <w:rPr>
+                <w:sz w:val="19"/>
+              </w:rPr>
+              <w:t>Первый экран должен вести к действию, а не только сообщать — базовый принцип конверсии</w:t>
+            </w:r>
+          </w:p>
+        </w:tc>
+        <w:tc>
+          <w:tcPr>
+            <w:tcW w:type="dxa" w:w="2551"/>
+          </w:tcPr>
+          <w:p>
+            <w:r/>
+            <w:r>
+              <w:rPr>
+                <w:sz w:val="19"/>
+              </w:rPr>
+              <w:t>—</w:t>
+            </w:r>
+          </w:p>
+        </w:tc>
+      </w:tr>
+      <w:tr>
+        <w:tc>
+          <w:tcPr>
+            <w:tcW w:type="dxa" w:w="3005"/>
+          </w:tcPr>
+          <w:p>
+            <w:r/>
+            <w:r>
+              <w:rPr>
+                <w:b/>
+                <w:color w:val="051C2B"/>
+                <w:sz w:val="19"/>
+              </w:rPr>
+              <w:t>Квиз-подборщик: 5 вопросов → коллекция → контакт</w:t>
+            </w:r>
+          </w:p>
+        </w:tc>
+        <w:tc>
+          <w:tcPr>
+            <w:tcW w:type="dxa" w:w="3572"/>
+          </w:tcPr>
+          <w:p>
+            <w:r/>
+            <w:r>
+              <w:rPr>
+                <w:sz w:val="19"/>
+              </w:rPr>
+              <w:t>Мягкий вход без звонка; вовлекает и квалифицирует лид; высокая конверсия в заявку</w:t>
+            </w:r>
+          </w:p>
+        </w:tc>
+        <w:tc>
+          <w:tcPr>
+            <w:tcW w:type="dxa" w:w="2551"/>
+          </w:tcPr>
+          <w:p>
+            <w:r/>
+            <w:r>
+              <w:rPr>
+                <w:sz w:val="19"/>
+              </w:rPr>
+              <w:t>Британика (квиз на Marquiz)</w:t>
+            </w:r>
+          </w:p>
+        </w:tc>
+      </w:tr>
+      <w:tr>
+        <w:tc>
+          <w:tcPr>
+            <w:tcW w:type="dxa" w:w="3005"/>
+          </w:tcPr>
+          <w:p>
+            <w:r/>
+            <w:r>
+              <w:rPr>
+                <w:b/>
+                <w:color w:val="051C2B"/>
+                <w:sz w:val="19"/>
+              </w:rPr>
+              <w:t>Интерактивный калькулятор ипотеки / платежа</w:t>
+            </w:r>
+          </w:p>
+        </w:tc>
+        <w:tc>
+          <w:tcPr>
+            <w:tcW w:type="dxa" w:w="3572"/>
+          </w:tcPr>
+          <w:p>
+            <w:r/>
+            <w:r>
+              <w:rPr>
+                <w:sz w:val="19"/>
+              </w:rPr>
+              <w:t>Снимает вопрос «сколько в месяц», вовлекает; даёт обыграть низкую ставку 4,5%</w:t>
+            </w:r>
+          </w:p>
+        </w:tc>
+        <w:tc>
+          <w:tcPr>
+            <w:tcW w:type="dxa" w:w="2551"/>
+          </w:tcPr>
+          <w:p>
+            <w:r/>
+            <w:r>
+              <w:rPr>
+                <w:sz w:val="19"/>
+              </w:rPr>
+              <w:t>Британика (калькулятор платежей)</w:t>
+            </w:r>
+          </w:p>
+        </w:tc>
+      </w:tr>
+      <w:tr>
+        <w:tc>
+          <w:tcPr>
+            <w:tcW w:type="dxa" w:w="3005"/>
+          </w:tcPr>
+          <w:p>
+            <w:r/>
+            <w:r>
+              <w:rPr>
+                <w:b/>
+                <w:color w:val="051C2B"/>
+                <w:sz w:val="19"/>
+              </w:rPr>
+              <w:t>Цены и таблица сравнения на страницах коллекций (сейчас цен нет)</w:t>
+            </w:r>
+          </w:p>
+        </w:tc>
+        <w:tc>
+          <w:tcPr>
+            <w:tcW w:type="dxa" w:w="3572"/>
+          </w:tcPr>
+          <w:p>
+            <w:r/>
+            <w:r>
+              <w:rPr>
+                <w:sz w:val="19"/>
+              </w:rPr>
+              <w:t>Цена — вопрос №1; её отсутствие = отвал или ощущение «непрозрачно»</w:t>
+            </w:r>
+          </w:p>
+        </w:tc>
+        <w:tc>
+          <w:tcPr>
+            <w:tcW w:type="dxa" w:w="2551"/>
+          </w:tcPr>
+          <w:p>
+            <w:r/>
+            <w:r>
+              <w:rPr>
+                <w:sz w:val="19"/>
+              </w:rPr>
+              <w:t>Наоборот: Британика и Eli цену прячут — у ROSA шанс на УТП «честная цена»</w:t>
+            </w:r>
+          </w:p>
+        </w:tc>
+      </w:tr>
+      <w:tr>
+        <w:tc>
+          <w:tcPr>
+            <w:tcW w:type="dxa" w:w="3005"/>
+          </w:tcPr>
+          <w:p>
+            <w:r/>
+            <w:r>
+              <w:rPr>
+                <w:b/>
+                <w:color w:val="051C2B"/>
+                <w:sz w:val="19"/>
+              </w:rPr>
+              <w:t>Интерактивный генплан с выбором лота + онлайн-бронь</w:t>
+            </w:r>
+          </w:p>
+        </w:tc>
+        <w:tc>
+          <w:tcPr>
+            <w:tcW w:type="dxa" w:w="3572"/>
+          </w:tcPr>
+          <w:p>
+            <w:r/>
+            <w:r>
+              <w:rPr>
+                <w:sz w:val="19"/>
+              </w:rPr>
+              <w:t>Вовлекает в выбор; онлайн-бронь снижает трение</w:t>
+            </w:r>
+          </w:p>
+        </w:tc>
+        <w:tc>
+          <w:tcPr>
+            <w:tcW w:type="dxa" w:w="2551"/>
+          </w:tcPr>
+          <w:p>
+            <w:r/>
+            <w:r>
+              <w:rPr>
+                <w:sz w:val="19"/>
+              </w:rPr>
+              <w:t>Британика (выбор на генплане); онлайн-брони нет ни у кого</w:t>
+            </w:r>
+          </w:p>
+        </w:tc>
+      </w:tr>
+      <w:tr>
+        <w:tc>
+          <w:tcPr>
+            <w:tcW w:type="dxa" w:w="3005"/>
+          </w:tcPr>
+          <w:p>
+            <w:r/>
+            <w:r>
+              <w:rPr>
+                <w:b/>
+                <w:color w:val="051C2B"/>
+                <w:sz w:val="19"/>
+              </w:rPr>
+              <w:t>Виджет онлайн-чата (WhatsApp / Telegram)</w:t>
+            </w:r>
+          </w:p>
+        </w:tc>
+        <w:tc>
+          <w:tcPr>
+            <w:tcW w:type="dxa" w:w="3572"/>
+          </w:tcPr>
+          <w:p>
+            <w:r/>
+            <w:r>
+              <w:rPr>
+                <w:sz w:val="19"/>
+              </w:rPr>
+              <w:t>Ещё один канал для тех, кто не звонит и не заполняет форму</w:t>
+            </w:r>
+          </w:p>
+        </w:tc>
+        <w:tc>
+          <w:tcPr>
+            <w:tcW w:type="dxa" w:w="2551"/>
+          </w:tcPr>
+          <w:p>
+            <w:r/>
+            <w:r>
+              <w:rPr>
+                <w:sz w:val="19"/>
+              </w:rPr>
+              <w:t>—</w:t>
+            </w:r>
+          </w:p>
+        </w:tc>
+      </w:tr>
+    </w:tbl>
     <w:p>
       <w:pPr>
         <w:spacing w:before="320" w:after="40"/>
@@ -1222,77 +1126,256 @@
         </w:pBdr>
       </w:pPr>
     </w:p>
-    <w:p>
-      <w:pPr>
-        <w:spacing w:before="160" w:after="20"/>
-      </w:pPr>
-      <w:r>
-        <w:rPr>
-          <w:b/>
-          <w:i w:val="0"/>
-          <w:color w:val="051C2B"/>
-          <w:sz w:val="24"/>
-        </w:rPr>
-        <w:t>8. Добавить социальное доказательство</w:t>
-      </w:r>
-    </w:p>
-    <w:p>
-      <w:pPr>
-        <w:spacing w:after="20"/>
-        <w:ind w:left="227"/>
-      </w:pPr>
-      <w:r>
-        <w:rPr>
-          <w:b/>
-          <w:i w:val="0"/>
-          <w:color w:val="5B6168"/>
-          <w:sz w:val="21"/>
-        </w:rPr>
-        <w:t xml:space="preserve">Сейчас: </w:t>
-      </w:r>
-      <w:r>
-        <w:rPr>
-          <w:b w:val="0"/>
-          <w:i w:val="0"/>
-          <w:color w:val="5B6168"/>
-          <w:sz w:val="21"/>
-        </w:rPr>
-        <w:t>на сайте нет ни отзывов, ни историй, ни фото реальных домов.</w:t>
-      </w:r>
-    </w:p>
-    <w:p>
-      <w:pPr>
-        <w:spacing w:after="80"/>
-        <w:ind w:left="227"/>
-      </w:pPr>
-      <w:r>
-        <w:rPr>
-          <w:b/>
-          <w:i w:val="0"/>
-          <w:color w:val="AB182D"/>
-          <w:sz w:val="21"/>
-        </w:rPr>
-        <w:t xml:space="preserve">● ПОЧЕМУ — так делают конкуренты </w:t>
-      </w:r>
-      <w:r>
-        <w:rPr>
-          <w:b/>
-          <w:i w:val="0"/>
-          <w:color w:val="AB182D"/>
-          <w:sz w:val="21"/>
-        </w:rPr>
-        <w:t xml:space="preserve">(Британика, Eli Estate): </w:t>
-      </w:r>
-      <w:r>
-        <w:rPr>
-          <w:b w:val="0"/>
-          <w:i w:val="0"/>
-          <w:color w:val="333333"/>
-          <w:sz w:val="21"/>
-        </w:rPr>
-        <w:t>выкладывают именные отзывы резидентов (Британика — 9 отзывов, счётчики семей) и видеоотзывы с реальными фото «без рендеров» (Eli Estate). Для чека 17–60 млн «кто мои соседи и не обманут ли» — решающий вопрос.</w:t>
-      </w:r>
-    </w:p>
+    <w:tbl>
+      <w:tblPr>
+        <w:tblStyle w:val="TableGrid"/>
+        <w:tblW w:type="auto" w:w="0"/>
+        <w:jc w:val="center"/>
+        <w:tblLook w:firstColumn="1" w:firstRow="1" w:lastColumn="0" w:lastRow="0" w:noHBand="0" w:noVBand="1" w:val="04A0"/>
+      </w:tblPr>
+      <w:tblGrid>
+        <w:gridCol w:w="3249"/>
+        <w:gridCol w:w="3249"/>
+        <w:gridCol w:w="3249"/>
+      </w:tblGrid>
+      <w:tr>
+        <w:tc>
+          <w:tcPr>
+            <w:tcW w:type="dxa" w:w="3005"/>
+            <w:shd w:val="clear" w:fill="051c2b"/>
+          </w:tcPr>
+          <w:p>
+            <w:r/>
+            <w:r>
+              <w:rPr>
+                <w:b/>
+                <w:color w:val="FFFFFF"/>
+                <w:sz w:val="19"/>
+              </w:rPr>
+              <w:t>Что сделать</w:t>
+            </w:r>
+          </w:p>
+        </w:tc>
+        <w:tc>
+          <w:tcPr>
+            <w:tcW w:type="dxa" w:w="3572"/>
+            <w:shd w:val="clear" w:fill="051c2b"/>
+          </w:tcPr>
+          <w:p>
+            <w:r/>
+            <w:r>
+              <w:rPr>
+                <w:b/>
+                <w:color w:val="FFFFFF"/>
+                <w:sz w:val="19"/>
+              </w:rPr>
+              <w:t>Почему это работает</w:t>
+            </w:r>
+          </w:p>
+        </w:tc>
+        <w:tc>
+          <w:tcPr>
+            <w:tcW w:type="dxa" w:w="2551"/>
+            <w:shd w:val="clear" w:fill="051c2b"/>
+          </w:tcPr>
+          <w:p>
+            <w:r/>
+            <w:r>
+              <w:rPr>
+                <w:b/>
+                <w:color w:val="FFFFFF"/>
+                <w:sz w:val="19"/>
+              </w:rPr>
+              <w:t>Есть у конкурентов</w:t>
+            </w:r>
+          </w:p>
+        </w:tc>
+      </w:tr>
+      <w:tr>
+        <w:tc>
+          <w:tcPr>
+            <w:tcW w:type="dxa" w:w="3005"/>
+          </w:tcPr>
+          <w:p>
+            <w:r/>
+            <w:r>
+              <w:rPr>
+                <w:b/>
+                <w:color w:val="051C2B"/>
+                <w:sz w:val="19"/>
+              </w:rPr>
+              <w:t>Добавить социальное доказательство</w:t>
+            </w:r>
+          </w:p>
+        </w:tc>
+        <w:tc>
+          <w:tcPr>
+            <w:tcW w:type="dxa" w:w="3572"/>
+          </w:tcPr>
+          <w:p>
+            <w:r/>
+            <w:r>
+              <w:rPr>
+                <w:sz w:val="19"/>
+              </w:rPr>
+              <w:t>На чеке 17–60 млн «кто соседи и не обманут ли» — решающий вопрос; снимает страх</w:t>
+            </w:r>
+          </w:p>
+        </w:tc>
+        <w:tc>
+          <w:tcPr>
+            <w:tcW w:type="dxa" w:w="2551"/>
+          </w:tcPr>
+          <w:p>
+            <w:r/>
+            <w:r>
+              <w:rPr>
+                <w:sz w:val="19"/>
+              </w:rPr>
+              <w:t>Британика (9 отзывов резидентов, счётчики семей), Eli Estate (видеоотзывы, фото «без рендеров»)</w:t>
+            </w:r>
+          </w:p>
+        </w:tc>
+      </w:tr>
+      <w:tr>
+        <w:tc>
+          <w:tcPr>
+            <w:tcW w:type="dxa" w:w="3005"/>
+          </w:tcPr>
+          <w:p>
+            <w:r/>
+            <w:r>
+              <w:rPr>
+                <w:b/>
+                <w:color w:val="051C2B"/>
+                <w:sz w:val="19"/>
+              </w:rPr>
+              <w:t>Вынести бренд Villagio Estate на видное место</w:t>
+            </w:r>
+          </w:p>
+        </w:tc>
+        <w:tc>
+          <w:tcPr>
+            <w:tcW w:type="dxa" w:w="3572"/>
+          </w:tcPr>
+          <w:p>
+            <w:r/>
+            <w:r>
+              <w:rPr>
+                <w:sz w:val="19"/>
+              </w:rPr>
+              <w:t>Известный девелопер снимает риск «достроят ли»; усиливает доверие на старте</w:t>
+            </w:r>
+          </w:p>
+        </w:tc>
+        <w:tc>
+          <w:tcPr>
+            <w:tcW w:type="dxa" w:w="2551"/>
+          </w:tcPr>
+          <w:p>
+            <w:r/>
+            <w:r>
+              <w:rPr>
+                <w:sz w:val="19"/>
+              </w:rPr>
+              <w:t>Преимущество ROSA: у Британики, Eli, Madison застройщик на сайте не раскрыт</w:t>
+            </w:r>
+          </w:p>
+        </w:tc>
+      </w:tr>
+      <w:tr>
+        <w:tc>
+          <w:tcPr>
+            <w:tcW w:type="dxa" w:w="3005"/>
+          </w:tcPr>
+          <w:p>
+            <w:r/>
+            <w:r>
+              <w:rPr>
+                <w:b/>
+                <w:color w:val="051C2B"/>
+                <w:sz w:val="19"/>
+              </w:rPr>
+              <w:t>Усилить «ход строительства» (даты, фото, веб-камера)</w:t>
+            </w:r>
+          </w:p>
+        </w:tc>
+        <w:tc>
+          <w:tcPr>
+            <w:tcW w:type="dxa" w:w="3572"/>
+          </w:tcPr>
+          <w:p>
+            <w:r/>
+            <w:r>
+              <w:rPr>
+                <w:sz w:val="19"/>
+              </w:rPr>
+              <w:t>Прозрачная стройка снимает главный страх большого чека — «достроят ли»</w:t>
+            </w:r>
+          </w:p>
+        </w:tc>
+        <w:tc>
+          <w:tcPr>
+            <w:tcW w:type="dxa" w:w="2551"/>
+          </w:tcPr>
+          <w:p>
+            <w:r/>
+            <w:r>
+              <w:rPr>
+                <w:sz w:val="19"/>
+              </w:rPr>
+              <w:t>—</w:t>
+            </w:r>
+          </w:p>
+        </w:tc>
+      </w:tr>
+      <w:tr>
+        <w:tc>
+          <w:tcPr>
+            <w:tcW w:type="dxa" w:w="3005"/>
+          </w:tcPr>
+          <w:p>
+            <w:r/>
+            <w:r>
+              <w:rPr>
+                <w:b/>
+                <w:color w:val="051C2B"/>
+                <w:sz w:val="19"/>
+              </w:rPr>
+              <w:t>Обновить «© 2022» → 2026</w:t>
+            </w:r>
+          </w:p>
+        </w:tc>
+        <w:tc>
+          <w:tcPr>
+            <w:tcW w:type="dxa" w:w="3572"/>
+          </w:tcPr>
+          <w:p>
+            <w:r/>
+            <w:r>
+              <w:rPr>
+                <w:sz w:val="19"/>
+              </w:rPr>
+              <w:t>Устаревшая дата выглядит как «проект заброшен» — прямой удар по доверию</w:t>
+            </w:r>
+          </w:p>
+        </w:tc>
+        <w:tc>
+          <w:tcPr>
+            <w:tcW w:type="dxa" w:w="2551"/>
+          </w:tcPr>
+          <w:p>
+            <w:r/>
+            <w:r>
+              <w:rPr>
+                <w:sz w:val="19"/>
+              </w:rPr>
+              <w:t>—</w:t>
+            </w:r>
+          </w:p>
+        </w:tc>
+      </w:tr>
+    </w:tbl>
     <w:tbl>
       <w:tblPr>
         <w:tblW w:type="auto" w:w="0"/>
@@ -1350,201 +1433,6 @@
     </w:p>
     <w:p>
       <w:pPr>
-        <w:spacing w:before="160" w:after="20"/>
-      </w:pPr>
-      <w:r>
-        <w:rPr>
-          <w:b/>
-          <w:i w:val="0"/>
-          <w:color w:val="051C2B"/>
-          <w:sz w:val="24"/>
-        </w:rPr>
-        <w:t>9. Вынести бренд Villagio Estate на видное место</w:t>
-      </w:r>
-    </w:p>
-    <w:p>
-      <w:pPr>
-        <w:spacing w:after="20"/>
-        <w:ind w:left="227"/>
-      </w:pPr>
-      <w:r>
-        <w:rPr>
-          <w:b/>
-          <w:i w:val="0"/>
-          <w:color w:val="5B6168"/>
-          <w:sz w:val="21"/>
-        </w:rPr>
-        <w:t xml:space="preserve">Сейчас: </w:t>
-      </w:r>
-      <w:r>
-        <w:rPr>
-          <w:b w:val="0"/>
-          <w:i w:val="0"/>
-          <w:color w:val="5B6168"/>
-          <w:sz w:val="21"/>
-        </w:rPr>
-        <w:t>застройщик упомянут, но не подан как актив доверия (цифры, портфель, награды).</w:t>
-      </w:r>
-    </w:p>
-    <w:p>
-      <w:pPr>
-        <w:spacing w:after="80"/>
-        <w:ind w:left="227"/>
-      </w:pPr>
-      <w:r>
-        <w:rPr>
-          <w:b/>
-          <w:i w:val="0"/>
-          <w:color w:val="AB182D"/>
-          <w:sz w:val="21"/>
-        </w:rPr>
-        <w:t xml:space="preserve">● ПОЧЕМУ — так делают конкуренты </w:t>
-      </w:r>
-      <w:r>
-        <w:rPr>
-          <w:b/>
-          <w:i w:val="0"/>
-          <w:color w:val="AB182D"/>
-          <w:sz w:val="21"/>
-        </w:rPr>
-        <w:t xml:space="preserve">(Британика, Eli Estate, Madison Park): </w:t>
-      </w:r>
-      <w:r>
-        <w:rPr>
-          <w:b w:val="0"/>
-          <w:i w:val="0"/>
-          <w:color w:val="333333"/>
-          <w:sz w:val="21"/>
-        </w:rPr>
-        <w:t>у Британики, Eli Estate и Madison Park имя застройщика на сайте вообще не раскрыто. У ROSA — известный премиум-девелопер с десятками проектов: это сильное преимущество, которое сейчас недоиспользовано.</w:t>
-      </w:r>
-    </w:p>
-    <w:p>
-      <w:pPr>
-        <w:spacing w:before="160" w:after="20"/>
-      </w:pPr>
-      <w:r>
-        <w:rPr>
-          <w:b/>
-          <w:i w:val="0"/>
-          <w:color w:val="051C2B"/>
-          <w:sz w:val="24"/>
-        </w:rPr>
-        <w:t>10. Усилить «ход строительства» (даты, фотоотчёты, веб-камера)</w:t>
-      </w:r>
-    </w:p>
-    <w:p>
-      <w:pPr>
-        <w:spacing w:after="20"/>
-        <w:ind w:left="227"/>
-      </w:pPr>
-      <w:r>
-        <w:rPr>
-          <w:b/>
-          <w:i w:val="0"/>
-          <w:color w:val="5B6168"/>
-          <w:sz w:val="21"/>
-        </w:rPr>
-        <w:t xml:space="preserve">Сейчас: </w:t>
-      </w:r>
-      <w:r>
-        <w:rPr>
-          <w:b w:val="0"/>
-          <w:i w:val="0"/>
-          <w:color w:val="5B6168"/>
-          <w:sz w:val="21"/>
-        </w:rPr>
-        <w:t>страница /progress есть, но как трекер прогресса не раскрыта.</w:t>
-      </w:r>
-    </w:p>
-    <w:p>
-      <w:pPr>
-        <w:spacing w:after="80"/>
-        <w:ind w:left="227"/>
-      </w:pPr>
-      <w:r>
-        <w:rPr>
-          <w:b/>
-          <w:i w:val="0"/>
-          <w:color w:val="1F5F8B"/>
-          <w:sz w:val="21"/>
-        </w:rPr>
-        <w:t xml:space="preserve">● ПОЧЕМУ — общая практика: </w:t>
-      </w:r>
-      <w:r>
-        <w:rPr>
-          <w:b w:val="0"/>
-          <w:i w:val="0"/>
-          <w:color w:val="333333"/>
-          <w:sz w:val="21"/>
-        </w:rPr>
-        <w:t>прозрачная стройка снимает главный страх на большом чеке — «достроят ли». Это реальный траст-материал, который у ROSA уже есть.</w:t>
-      </w:r>
-    </w:p>
-    <w:p>
-      <w:pPr>
-        <w:spacing w:before="160" w:after="20"/>
-      </w:pPr>
-      <w:r>
-        <w:rPr>
-          <w:b/>
-          <w:i w:val="0"/>
-          <w:color w:val="051C2B"/>
-          <w:sz w:val="24"/>
-        </w:rPr>
-        <w:t>11. Обновить «© 2022» в футере на 2026</w:t>
-      </w:r>
-    </w:p>
-    <w:p>
-      <w:pPr>
-        <w:spacing w:after="20"/>
-        <w:ind w:left="227"/>
-      </w:pPr>
-      <w:r>
-        <w:rPr>
-          <w:b/>
-          <w:i w:val="0"/>
-          <w:color w:val="5B6168"/>
-          <w:sz w:val="21"/>
-        </w:rPr>
-        <w:t xml:space="preserve">Сейчас: </w:t>
-      </w:r>
-      <w:r>
-        <w:rPr>
-          <w:b w:val="0"/>
-          <w:i w:val="0"/>
-          <w:color w:val="5B6168"/>
-          <w:sz w:val="21"/>
-        </w:rPr>
-        <w:t>в футере стоит © 2022.</w:t>
-      </w:r>
-    </w:p>
-    <w:p>
-      <w:pPr>
-        <w:spacing w:after="80"/>
-        <w:ind w:left="227"/>
-      </w:pPr>
-      <w:r>
-        <w:rPr>
-          <w:b/>
-          <w:i w:val="0"/>
-          <w:color w:val="1F5F8B"/>
-          <w:sz w:val="21"/>
-        </w:rPr>
-        <w:t xml:space="preserve">● ПОЧЕМУ — общая практика: </w:t>
-      </w:r>
-      <w:r>
-        <w:rPr>
-          <w:b w:val="0"/>
-          <w:i w:val="0"/>
-          <w:color w:val="333333"/>
-          <w:sz w:val="21"/>
-        </w:rPr>
-        <w:t>устаревшая дата выглядит как «проект заброшен» — прямой удар по доверию.</w:t>
-      </w:r>
-    </w:p>
-    <w:p>
-      <w:pPr>
         <w:spacing w:before="320" w:after="40"/>
       </w:pPr>
       <w:r>
@@ -1565,77 +1453,118 @@
         </w:pBdr>
       </w:pPr>
     </w:p>
-    <w:p>
-      <w:pPr>
-        <w:spacing w:before="160" w:after="20"/>
-      </w:pPr>
-      <w:r>
-        <w:rPr>
-          <w:b/>
-          <w:i w:val="0"/>
-          <w:color w:val="051C2B"/>
-          <w:sz w:val="24"/>
-        </w:rPr>
-        <w:t>12. Подать ипотеку списком программ, а не одной строкой</w:t>
-      </w:r>
-    </w:p>
-    <w:p>
-      <w:pPr>
-        <w:spacing w:after="20"/>
-        <w:ind w:left="227"/>
-      </w:pPr>
-      <w:r>
-        <w:rPr>
-          <w:b/>
-          <w:i w:val="0"/>
-          <w:color w:val="5B6168"/>
-          <w:sz w:val="21"/>
-        </w:rPr>
-        <w:t xml:space="preserve">Сейчас: </w:t>
-      </w:r>
-      <w:r>
-        <w:rPr>
-          <w:b w:val="0"/>
-          <w:i w:val="0"/>
-          <w:color w:val="5B6168"/>
-          <w:sz w:val="21"/>
-        </w:rPr>
-        <w:t>ипотека показана одной ставкой «от 4,5%».</w:t>
-      </w:r>
-    </w:p>
-    <w:p>
-      <w:pPr>
-        <w:spacing w:after="80"/>
-        <w:ind w:left="227"/>
-      </w:pPr>
-      <w:r>
-        <w:rPr>
-          <w:b/>
-          <w:i w:val="0"/>
-          <w:color w:val="AB182D"/>
-          <w:sz w:val="21"/>
-        </w:rPr>
-        <w:t xml:space="preserve">● ПОЧЕМУ — так делают конкуренты </w:t>
-      </w:r>
-      <w:r>
-        <w:rPr>
-          <w:b/>
-          <w:i w:val="0"/>
-          <w:color w:val="AB182D"/>
-          <w:sz w:val="21"/>
-        </w:rPr>
-        <w:t xml:space="preserve">(Riga Family): </w:t>
-      </w:r>
-      <w:r>
-        <w:rPr>
-          <w:b w:val="0"/>
-          <w:i w:val="0"/>
-          <w:color w:val="333333"/>
-          <w:sz w:val="21"/>
-        </w:rPr>
-        <w:t>конкурент раскрывает линейку: семейная 6% / господдержка 8% / IT 6%. У ROSA ставка даже выгоднее — но подача одной строкой не показывает выбор и выгоду.</w:t>
-      </w:r>
-    </w:p>
+    <w:tbl>
+      <w:tblPr>
+        <w:tblStyle w:val="TableGrid"/>
+        <w:tblW w:type="auto" w:w="0"/>
+        <w:jc w:val="center"/>
+        <w:tblLook w:firstColumn="1" w:firstRow="1" w:lastColumn="0" w:lastRow="0" w:noHBand="0" w:noVBand="1" w:val="04A0"/>
+      </w:tblPr>
+      <w:tblGrid>
+        <w:gridCol w:w="3249"/>
+        <w:gridCol w:w="3249"/>
+        <w:gridCol w:w="3249"/>
+      </w:tblGrid>
+      <w:tr>
+        <w:tc>
+          <w:tcPr>
+            <w:tcW w:type="dxa" w:w="3005"/>
+            <w:shd w:val="clear" w:fill="051c2b"/>
+          </w:tcPr>
+          <w:p>
+            <w:r/>
+            <w:r>
+              <w:rPr>
+                <w:b/>
+                <w:color w:val="FFFFFF"/>
+                <w:sz w:val="19"/>
+              </w:rPr>
+              <w:t>Что сделать</w:t>
+            </w:r>
+          </w:p>
+        </w:tc>
+        <w:tc>
+          <w:tcPr>
+            <w:tcW w:type="dxa" w:w="3572"/>
+            <w:shd w:val="clear" w:fill="051c2b"/>
+          </w:tcPr>
+          <w:p>
+            <w:r/>
+            <w:r>
+              <w:rPr>
+                <w:b/>
+                <w:color w:val="FFFFFF"/>
+                <w:sz w:val="19"/>
+              </w:rPr>
+              <w:t>Почему это работает</w:t>
+            </w:r>
+          </w:p>
+        </w:tc>
+        <w:tc>
+          <w:tcPr>
+            <w:tcW w:type="dxa" w:w="2551"/>
+            <w:shd w:val="clear" w:fill="051c2b"/>
+          </w:tcPr>
+          <w:p>
+            <w:r/>
+            <w:r>
+              <w:rPr>
+                <w:b/>
+                <w:color w:val="FFFFFF"/>
+                <w:sz w:val="19"/>
+              </w:rPr>
+              <w:t>Есть у конкурентов</w:t>
+            </w:r>
+          </w:p>
+        </w:tc>
+      </w:tr>
+      <w:tr>
+        <w:tc>
+          <w:tcPr>
+            <w:tcW w:type="dxa" w:w="3005"/>
+          </w:tcPr>
+          <w:p>
+            <w:r/>
+            <w:r>
+              <w:rPr>
+                <w:b/>
+                <w:color w:val="051C2B"/>
+                <w:sz w:val="19"/>
+              </w:rPr>
+              <w:t>Подать ипотеку списком программ (семейная / господдержка / IT), а не одной строкой «от 4,5%»</w:t>
+            </w:r>
+          </w:p>
+        </w:tc>
+        <w:tc>
+          <w:tcPr>
+            <w:tcW w:type="dxa" w:w="3572"/>
+          </w:tcPr>
+          <w:p>
+            <w:r/>
+            <w:r>
+              <w:rPr>
+                <w:sz w:val="19"/>
+              </w:rPr>
+              <w:t>Показывает выбор и выгоду; одна строка не раскрывает преимущество — а ставка у ROSA даже ниже</w:t>
+            </w:r>
+          </w:p>
+        </w:tc>
+        <w:tc>
+          <w:tcPr>
+            <w:tcW w:type="dxa" w:w="2551"/>
+          </w:tcPr>
+          <w:p>
+            <w:r/>
+            <w:r>
+              <w:rPr>
+                <w:sz w:val="19"/>
+              </w:rPr>
+              <w:t>Riga Family (семейная 6% / господдержка 8% / IT 6%)</w:t>
+            </w:r>
+          </w:p>
+        </w:tc>
+      </w:tr>
+    </w:tbl>
     <w:p>
       <w:pPr>
         <w:spacing w:after="120"/>
@@ -1696,319 +1625,305 @@
           <w:color w:val="5B6168"/>
           <w:sz w:val="20"/>
         </w:rPr>
-        <w:t>(SEO-база уже на месте — см. раздел 2 «Сильные стороны». Ниже — что улучшить.)</w:t>
+        <w:t>(SEO-база уже на месте — см. раздел 2 «Сильные стороны». Ниже — что улучшить. Это в основном общая поисковая практика, поэтому у конкурентов почти везде «—».)</w:t>
       </w:r>
     </w:p>
-    <w:p>
-      <w:pPr>
-        <w:spacing w:before="160" w:after="20"/>
-      </w:pPr>
-      <w:r>
-        <w:rPr>
-          <w:b/>
-          <w:i w:val="0"/>
-          <w:color w:val="051C2B"/>
-          <w:sz w:val="24"/>
-        </w:rPr>
-        <w:t>13. Назначить семантические заголовки H1/H2</w:t>
-      </w:r>
-    </w:p>
-    <w:p>
-      <w:pPr>
-        <w:spacing w:after="20"/>
-        <w:ind w:left="227"/>
-      </w:pPr>
-      <w:r>
-        <w:rPr>
-          <w:b/>
-          <w:i w:val="0"/>
-          <w:color w:val="5B6168"/>
-          <w:sz w:val="21"/>
-        </w:rPr>
-        <w:t xml:space="preserve">Сейчас: </w:t>
-      </w:r>
-      <w:r>
-        <w:rPr>
-          <w:b w:val="0"/>
-          <w:i w:val="0"/>
-          <w:color w:val="5B6168"/>
-          <w:sz w:val="21"/>
-        </w:rPr>
-        <w:t>в коде главной 0 тегов H1–H3 — текст свёрстан в div-блоки Tilda.</w:t>
-      </w:r>
-    </w:p>
-    <w:p>
-      <w:pPr>
-        <w:spacing w:after="80"/>
-        <w:ind w:left="227"/>
-      </w:pPr>
-      <w:r>
-        <w:rPr>
-          <w:b/>
-          <w:i w:val="0"/>
-          <w:color w:val="1F5F8B"/>
-          <w:sz w:val="21"/>
-        </w:rPr>
-        <w:t xml:space="preserve">● ПОЧЕМУ — общая практика: </w:t>
-      </w:r>
-      <w:r>
-        <w:rPr>
-          <w:b w:val="0"/>
-          <w:i w:val="0"/>
-          <w:color w:val="333333"/>
-          <w:sz w:val="21"/>
-        </w:rPr>
-        <w:t>поиск опирается на H1/H2, чтобы понять тему и структуру страницы. Назначается в редакторе Tilda.</w:t>
-      </w:r>
-    </w:p>
-    <w:p>
-      <w:pPr>
-        <w:spacing w:before="160" w:after="20"/>
-      </w:pPr>
-      <w:r>
-        <w:rPr>
-          <w:b/>
-          <w:i w:val="0"/>
-          <w:color w:val="051C2B"/>
-          <w:sz w:val="24"/>
-        </w:rPr>
-        <w:t>14. Добавить микроразметку Schema.org (JSON-LD)</w:t>
-      </w:r>
-    </w:p>
-    <w:p>
-      <w:pPr>
-        <w:spacing w:after="20"/>
-        <w:ind w:left="227"/>
-      </w:pPr>
-      <w:r>
-        <w:rPr>
-          <w:b/>
-          <w:i w:val="0"/>
-          <w:color w:val="5B6168"/>
-          <w:sz w:val="21"/>
-        </w:rPr>
-        <w:t xml:space="preserve">Сейчас: </w:t>
-      </w:r>
-      <w:r>
-        <w:rPr>
-          <w:b w:val="0"/>
-          <w:i w:val="0"/>
-          <w:color w:val="5B6168"/>
-          <w:sz w:val="21"/>
-        </w:rPr>
-        <w:t>структурированных данных нет совсем.</w:t>
-      </w:r>
-    </w:p>
-    <w:p>
-      <w:pPr>
-        <w:spacing w:after="80"/>
-        <w:ind w:left="227"/>
-      </w:pPr>
-      <w:r>
-        <w:rPr>
-          <w:b/>
-          <w:i w:val="0"/>
-          <w:color w:val="1F5F8B"/>
-          <w:sz w:val="21"/>
-        </w:rPr>
-        <w:t xml:space="preserve">● ПОЧЕМУ — общая практика: </w:t>
-      </w:r>
-      <w:r>
-        <w:rPr>
-          <w:b w:val="0"/>
-          <w:i w:val="0"/>
-          <w:color w:val="333333"/>
-          <w:sz w:val="21"/>
-        </w:rPr>
-        <w:t>разметка Organization / Product-Offer с ценами / FAQ даёт расширенные сниппеты в Яндексе и Google и помогает понять, что это ЖК с ценами.</w:t>
-      </w:r>
-    </w:p>
-    <w:p>
-      <w:pPr>
-        <w:spacing w:before="160" w:after="20"/>
-      </w:pPr>
-      <w:r>
-        <w:rPr>
-          <w:b/>
-          <w:i w:val="0"/>
-          <w:color w:val="051C2B"/>
-          <w:sz w:val="24"/>
-        </w:rPr>
-        <w:t>15. Почистить sitemap.xml</w:t>
-      </w:r>
-    </w:p>
-    <w:p>
-      <w:pPr>
-        <w:spacing w:after="20"/>
-        <w:ind w:left="227"/>
-      </w:pPr>
-      <w:r>
-        <w:rPr>
-          <w:b/>
-          <w:i w:val="0"/>
-          <w:color w:val="5B6168"/>
-          <w:sz w:val="21"/>
-        </w:rPr>
-        <w:t xml:space="preserve">Сейчас: </w:t>
-      </w:r>
-      <w:r>
-        <w:rPr>
-          <w:b w:val="0"/>
-          <w:i w:val="0"/>
-          <w:color w:val="5B6168"/>
-          <w:sz w:val="21"/>
-        </w:rPr>
-        <w:t>в карте сайта индексируются /test, /rosa_old, /autumn-2022, /page53982397.html.</w:t>
-      </w:r>
-    </w:p>
-    <w:p>
-      <w:pPr>
-        <w:spacing w:after="80"/>
-        <w:ind w:left="227"/>
-      </w:pPr>
-      <w:r>
-        <w:rPr>
-          <w:b/>
-          <w:i w:val="0"/>
-          <w:color w:val="1F5F8B"/>
-          <w:sz w:val="21"/>
-        </w:rPr>
-        <w:t xml:space="preserve">● ПОЧЕМУ — общая практика: </w:t>
-      </w:r>
-      <w:r>
-        <w:rPr>
-          <w:b w:val="0"/>
-          <w:i w:val="0"/>
-          <w:color w:val="333333"/>
-          <w:sz w:val="21"/>
-        </w:rPr>
-        <w:t>старые и тестовые страницы (особенно /rosa_old) создают дубли и размывают индексацию основных страниц.</w:t>
-      </w:r>
-    </w:p>
-    <w:p>
-      <w:pPr>
-        <w:spacing w:before="160" w:after="20"/>
-      </w:pPr>
-      <w:r>
-        <w:rPr>
-          <w:b/>
-          <w:i w:val="0"/>
-          <w:color w:val="051C2B"/>
-          <w:sz w:val="24"/>
-        </w:rPr>
-        <w:t>16. Убрать легаси-аналитику</w:t>
-      </w:r>
-    </w:p>
-    <w:p>
-      <w:pPr>
-        <w:spacing w:after="20"/>
-        <w:ind w:left="227"/>
-      </w:pPr>
-      <w:r>
-        <w:rPr>
-          <w:b/>
-          <w:i w:val="0"/>
-          <w:color w:val="5B6168"/>
-          <w:sz w:val="21"/>
-        </w:rPr>
-        <w:t xml:space="preserve">Сейчас: </w:t>
-      </w:r>
-      <w:r>
-        <w:rPr>
-          <w:b w:val="0"/>
-          <w:i w:val="0"/>
-          <w:color w:val="5B6168"/>
-          <w:sz w:val="21"/>
-        </w:rPr>
-        <w:t>стоят два контейнера GTM и мёртвый Universal Analytics (отключён Google с июля 2023).</w:t>
-      </w:r>
-    </w:p>
-    <w:p>
-      <w:pPr>
-        <w:spacing w:after="80"/>
-        <w:ind w:left="227"/>
-      </w:pPr>
-      <w:r>
-        <w:rPr>
-          <w:b/>
-          <w:i w:val="0"/>
-          <w:color w:val="1F5F8B"/>
-          <w:sz w:val="21"/>
-        </w:rPr>
-        <w:t xml:space="preserve">● ПОЧЕМУ — общая практика: </w:t>
-      </w:r>
-      <w:r>
-        <w:rPr>
-          <w:b w:val="0"/>
-          <w:i w:val="0"/>
-          <w:color w:val="333333"/>
-          <w:sz w:val="21"/>
-        </w:rPr>
-        <w:t>лишние счётчики мусорят данные и замедляют загрузку; на чистой настройке решения принимаются вернее.</w:t>
-      </w:r>
-    </w:p>
-    <w:p>
-      <w:pPr>
-        <w:spacing w:before="160" w:after="20"/>
-      </w:pPr>
-      <w:r>
-        <w:rPr>
-          <w:b/>
-          <w:i w:val="0"/>
-          <w:color w:val="051C2B"/>
-          <w:sz w:val="24"/>
-        </w:rPr>
-        <w:t>17. Прописать alt у изображений и заточить title/description под гео</w:t>
-      </w:r>
-    </w:p>
-    <w:p>
-      <w:pPr>
-        <w:spacing w:after="20"/>
-        <w:ind w:left="227"/>
-      </w:pPr>
-      <w:r>
-        <w:rPr>
-          <w:b/>
-          <w:i w:val="0"/>
-          <w:color w:val="5B6168"/>
-          <w:sz w:val="21"/>
-        </w:rPr>
-        <w:t xml:space="preserve">Сейчас: </w:t>
-      </w:r>
-      <w:r>
-        <w:rPr>
-          <w:b w:val="0"/>
-          <w:i w:val="0"/>
-          <w:color w:val="5B6168"/>
-          <w:sz w:val="21"/>
-        </w:rPr>
-        <w:t>alt заполнен лишь у части картинок; title/description общие.</w:t>
-      </w:r>
-    </w:p>
-    <w:p>
-      <w:pPr>
-        <w:spacing w:after="80"/>
-        <w:ind w:left="227"/>
-      </w:pPr>
-      <w:r>
-        <w:rPr>
-          <w:b/>
-          <w:i w:val="0"/>
-          <w:color w:val="1F5F8B"/>
-          <w:sz w:val="21"/>
-        </w:rPr>
-        <w:t xml:space="preserve">● ПОЧЕМУ — общая практика: </w:t>
-      </w:r>
-      <w:r>
-        <w:rPr>
-          <w:b w:val="0"/>
-          <w:i w:val="0"/>
-          <w:color w:val="333333"/>
-          <w:sz w:val="21"/>
-        </w:rPr>
-        <w:t>alt помогает в выдаче и доступности; гео+интент в title («купить», «Новая Рига», «Истра», «54 км от МКАД») повышает релевантность по коммерческим запросам.</w:t>
-      </w:r>
-    </w:p>
+    <w:tbl>
+      <w:tblPr>
+        <w:tblStyle w:val="TableGrid"/>
+        <w:tblW w:type="auto" w:w="0"/>
+        <w:jc w:val="center"/>
+        <w:tblLook w:firstColumn="1" w:firstRow="1" w:lastColumn="0" w:lastRow="0" w:noHBand="0" w:noVBand="1" w:val="04A0"/>
+      </w:tblPr>
+      <w:tblGrid>
+        <w:gridCol w:w="3249"/>
+        <w:gridCol w:w="3249"/>
+        <w:gridCol w:w="3249"/>
+      </w:tblGrid>
+      <w:tr>
+        <w:tc>
+          <w:tcPr>
+            <w:tcW w:type="dxa" w:w="3005"/>
+            <w:shd w:val="clear" w:fill="051c2b"/>
+          </w:tcPr>
+          <w:p>
+            <w:r/>
+            <w:r>
+              <w:rPr>
+                <w:b/>
+                <w:color w:val="FFFFFF"/>
+                <w:sz w:val="19"/>
+              </w:rPr>
+              <w:t>Что сделать</w:t>
+            </w:r>
+          </w:p>
+        </w:tc>
+        <w:tc>
+          <w:tcPr>
+            <w:tcW w:type="dxa" w:w="3572"/>
+            <w:shd w:val="clear" w:fill="051c2b"/>
+          </w:tcPr>
+          <w:p>
+            <w:r/>
+            <w:r>
+              <w:rPr>
+                <w:b/>
+                <w:color w:val="FFFFFF"/>
+                <w:sz w:val="19"/>
+              </w:rPr>
+              <w:t>Почему это работает</w:t>
+            </w:r>
+          </w:p>
+        </w:tc>
+        <w:tc>
+          <w:tcPr>
+            <w:tcW w:type="dxa" w:w="2551"/>
+            <w:shd w:val="clear" w:fill="051c2b"/>
+          </w:tcPr>
+          <w:p>
+            <w:r/>
+            <w:r>
+              <w:rPr>
+                <w:b/>
+                <w:color w:val="FFFFFF"/>
+                <w:sz w:val="19"/>
+              </w:rPr>
+              <w:t>Есть у конкурентов</w:t>
+            </w:r>
+          </w:p>
+        </w:tc>
+      </w:tr>
+      <w:tr>
+        <w:tc>
+          <w:tcPr>
+            <w:tcW w:type="dxa" w:w="3005"/>
+          </w:tcPr>
+          <w:p>
+            <w:r/>
+            <w:r>
+              <w:rPr>
+                <w:b/>
+                <w:color w:val="051C2B"/>
+                <w:sz w:val="19"/>
+              </w:rPr>
+              <w:t>Назначить семантические заголовки H1/H2 (сейчас 0 тегов в коде — Tilda div-вёрстка)</w:t>
+            </w:r>
+          </w:p>
+        </w:tc>
+        <w:tc>
+          <w:tcPr>
+            <w:tcW w:type="dxa" w:w="3572"/>
+          </w:tcPr>
+          <w:p>
+            <w:r/>
+            <w:r>
+              <w:rPr>
+                <w:sz w:val="19"/>
+              </w:rPr>
+              <w:t>Поиск опирается на H1/H2, чтобы понять тему и структуру страницы</w:t>
+            </w:r>
+          </w:p>
+        </w:tc>
+        <w:tc>
+          <w:tcPr>
+            <w:tcW w:type="dxa" w:w="2551"/>
+          </w:tcPr>
+          <w:p>
+            <w:r/>
+            <w:r>
+              <w:rPr>
+                <w:sz w:val="19"/>
+              </w:rPr>
+              <w:t>—</w:t>
+            </w:r>
+          </w:p>
+        </w:tc>
+      </w:tr>
+      <w:tr>
+        <w:tc>
+          <w:tcPr>
+            <w:tcW w:type="dxa" w:w="3005"/>
+          </w:tcPr>
+          <w:p>
+            <w:r/>
+            <w:r>
+              <w:rPr>
+                <w:b/>
+                <w:color w:val="051C2B"/>
+                <w:sz w:val="19"/>
+              </w:rPr>
+              <w:t>Добавить микроразметку Schema.org (JSON-LD): Organization, Product-Offer с ценами, FAQ</w:t>
+            </w:r>
+          </w:p>
+        </w:tc>
+        <w:tc>
+          <w:tcPr>
+            <w:tcW w:type="dxa" w:w="3572"/>
+          </w:tcPr>
+          <w:p>
+            <w:r/>
+            <w:r>
+              <w:rPr>
+                <w:sz w:val="19"/>
+              </w:rPr>
+              <w:t>Даёт расширенные сниппеты в Яндексе и Google; помогает понять, что это ЖК с ценами</w:t>
+            </w:r>
+          </w:p>
+        </w:tc>
+        <w:tc>
+          <w:tcPr>
+            <w:tcW w:type="dxa" w:w="2551"/>
+          </w:tcPr>
+          <w:p>
+            <w:r/>
+            <w:r>
+              <w:rPr>
+                <w:sz w:val="19"/>
+              </w:rPr>
+              <w:t>—</w:t>
+            </w:r>
+          </w:p>
+        </w:tc>
+      </w:tr>
+      <w:tr>
+        <w:tc>
+          <w:tcPr>
+            <w:tcW w:type="dxa" w:w="3005"/>
+          </w:tcPr>
+          <w:p>
+            <w:r/>
+            <w:r>
+              <w:rPr>
+                <w:b/>
+                <w:color w:val="051C2B"/>
+                <w:sz w:val="19"/>
+              </w:rPr>
+              <w:t>Почистить sitemap.xml (/test, /rosa_old, /autumn-2022)</w:t>
+            </w:r>
+          </w:p>
+        </w:tc>
+        <w:tc>
+          <w:tcPr>
+            <w:tcW w:type="dxa" w:w="3572"/>
+          </w:tcPr>
+          <w:p>
+            <w:r/>
+            <w:r>
+              <w:rPr>
+                <w:sz w:val="19"/>
+              </w:rPr>
+              <w:t>Старые и тестовые страницы создают дубли и размывают индексацию основных</w:t>
+            </w:r>
+          </w:p>
+        </w:tc>
+        <w:tc>
+          <w:tcPr>
+            <w:tcW w:type="dxa" w:w="2551"/>
+          </w:tcPr>
+          <w:p>
+            <w:r/>
+            <w:r>
+              <w:rPr>
+                <w:sz w:val="19"/>
+              </w:rPr>
+              <w:t>—</w:t>
+            </w:r>
+          </w:p>
+        </w:tc>
+      </w:tr>
+      <w:tr>
+        <w:tc>
+          <w:tcPr>
+            <w:tcW w:type="dxa" w:w="3005"/>
+          </w:tcPr>
+          <w:p>
+            <w:r/>
+            <w:r>
+              <w:rPr>
+                <w:b/>
+                <w:color w:val="051C2B"/>
+                <w:sz w:val="19"/>
+              </w:rPr>
+              <w:t>Убрать легаси-аналитику (мёртвый Universal Analytics + дубль GTM)</w:t>
+            </w:r>
+          </w:p>
+        </w:tc>
+        <w:tc>
+          <w:tcPr>
+            <w:tcW w:type="dxa" w:w="3572"/>
+          </w:tcPr>
+          <w:p>
+            <w:r/>
+            <w:r>
+              <w:rPr>
+                <w:sz w:val="19"/>
+              </w:rPr>
+              <w:t>Лишние счётчики мусорят данные и замедляют загрузку</w:t>
+            </w:r>
+          </w:p>
+        </w:tc>
+        <w:tc>
+          <w:tcPr>
+            <w:tcW w:type="dxa" w:w="2551"/>
+          </w:tcPr>
+          <w:p>
+            <w:r/>
+            <w:r>
+              <w:rPr>
+                <w:sz w:val="19"/>
+              </w:rPr>
+              <w:t>—</w:t>
+            </w:r>
+          </w:p>
+        </w:tc>
+      </w:tr>
+      <w:tr>
+        <w:tc>
+          <w:tcPr>
+            <w:tcW w:type="dxa" w:w="3005"/>
+          </w:tcPr>
+          <w:p>
+            <w:r/>
+            <w:r>
+              <w:rPr>
+                <w:b/>
+                <w:color w:val="051C2B"/>
+                <w:sz w:val="19"/>
+              </w:rPr>
+              <w:t>Прописать alt у изображений и заточить title/description под гео</w:t>
+            </w:r>
+          </w:p>
+        </w:tc>
+        <w:tc>
+          <w:tcPr>
+            <w:tcW w:type="dxa" w:w="3572"/>
+          </w:tcPr>
+          <w:p>
+            <w:r/>
+            <w:r>
+              <w:rPr>
+                <w:sz w:val="19"/>
+              </w:rPr>
+              <w:t>alt — выдача и доступность; гео+интент в title повышает релевантность по коммерческим запросам</w:t>
+            </w:r>
+          </w:p>
+        </w:tc>
+        <w:tc>
+          <w:tcPr>
+            <w:tcW w:type="dxa" w:w="2551"/>
+          </w:tcPr>
+          <w:p>
+            <w:r/>
+            <w:r>
+              <w:rPr>
+                <w:sz w:val="19"/>
+              </w:rPr>
+              <w:t>—</w:t>
+            </w:r>
+          </w:p>
+        </w:tc>
+      </w:tr>
+    </w:tbl>
     <w:p>
       <w:pPr>
         <w:spacing w:before="320" w:after="40"/>
@@ -2020,997 +1935,7 @@
           <w:color w:val="051C2B"/>
           <w:sz w:val="34"/>
         </w:rPr>
-        <w:t>8. Сводная таблица конкурентов</w:t>
-      </w:r>
-    </w:p>
-    <w:p>
-      <w:pPr>
-        <w:spacing w:before="0" w:after="160"/>
-        <w:pBdr>
-          <w:bottom w:val="single" w:sz="18" w:space="1" w:color="ab182d"/>
-        </w:pBdr>
-      </w:pPr>
-    </w:p>
-    <w:tbl>
-      <w:tblPr>
-        <w:tblStyle w:val="TableGrid"/>
-        <w:tblW w:type="auto" w:w="0"/>
-        <w:jc w:val="center"/>
-        <w:tblLook w:firstColumn="1" w:firstRow="1" w:lastColumn="0" w:lastRow="0" w:noHBand="0" w:noVBand="1" w:val="04A0"/>
-      </w:tblPr>
-      <w:tblGrid>
-        <w:gridCol w:w="1083"/>
-        <w:gridCol w:w="1083"/>
-        <w:gridCol w:w="1083"/>
-        <w:gridCol w:w="1083"/>
-        <w:gridCol w:w="1083"/>
-        <w:gridCol w:w="1083"/>
-        <w:gridCol w:w="1083"/>
-        <w:gridCol w:w="1083"/>
-        <w:gridCol w:w="1083"/>
-      </w:tblGrid>
-      <w:tr>
-        <w:tc>
-          <w:tcPr>
-            <w:tcW w:type="dxa" w:w="1701"/>
-            <w:shd w:val="clear" w:fill="051c2b"/>
-          </w:tcPr>
-          <w:p>
-            <w:r/>
-            <w:r>
-              <w:rPr>
-                <w:b/>
-                <w:color w:val="FFFFFF"/>
-                <w:sz w:val="19"/>
-              </w:rPr>
-              <w:t>Посёлок</w:t>
-            </w:r>
-          </w:p>
-        </w:tc>
-        <w:tc>
-          <w:tcPr>
-            <w:tcW w:type="dxa" w:w="1474"/>
-            <w:shd w:val="clear" w:fill="051c2b"/>
-          </w:tcPr>
-          <w:p>
-            <w:r/>
-            <w:r>
-              <w:rPr>
-                <w:b/>
-                <w:color w:val="FFFFFF"/>
-                <w:sz w:val="19"/>
-              </w:rPr>
-              <w:t>Цены на сайте</w:t>
-            </w:r>
-          </w:p>
-        </w:tc>
-        <w:tc>
-          <w:tcPr>
-            <w:tcW w:type="dxa" w:w="737"/>
-            <w:shd w:val="clear" w:fill="051c2b"/>
-          </w:tcPr>
-          <w:p>
-            <w:r/>
-            <w:r>
-              <w:rPr>
-                <w:b/>
-                <w:color w:val="FFFFFF"/>
-                <w:sz w:val="19"/>
-              </w:rPr>
-              <w:t>Квиз</w:t>
-            </w:r>
-          </w:p>
-        </w:tc>
-        <w:tc>
-          <w:tcPr>
-            <w:tcW w:type="dxa" w:w="737"/>
-            <w:shd w:val="clear" w:fill="051c2b"/>
-          </w:tcPr>
-          <w:p>
-            <w:r/>
-            <w:r>
-              <w:rPr>
-                <w:b/>
-                <w:color w:val="FFFFFF"/>
-                <w:sz w:val="19"/>
-              </w:rPr>
-              <w:t>Кальк.</w:t>
-            </w:r>
-          </w:p>
-        </w:tc>
-        <w:tc>
-          <w:tcPr>
-            <w:tcW w:type="dxa" w:w="737"/>
-            <w:shd w:val="clear" w:fill="051c2b"/>
-          </w:tcPr>
-          <w:p>
-            <w:r/>
-            <w:r>
-              <w:rPr>
-                <w:b/>
-                <w:color w:val="FFFFFF"/>
-                <w:sz w:val="19"/>
-              </w:rPr>
-              <w:t>Бронь</w:t>
-            </w:r>
-          </w:p>
-        </w:tc>
-        <w:tc>
-          <w:tcPr>
-            <w:tcW w:type="dxa" w:w="737"/>
-            <w:shd w:val="clear" w:fill="051c2b"/>
-          </w:tcPr>
-          <w:p>
-            <w:r/>
-            <w:r>
-              <w:rPr>
-                <w:b/>
-                <w:color w:val="FFFFFF"/>
-                <w:sz w:val="19"/>
-              </w:rPr>
-              <w:t>3D-тур</w:t>
-            </w:r>
-          </w:p>
-        </w:tc>
-        <w:tc>
-          <w:tcPr>
-            <w:tcW w:type="dxa" w:w="1134"/>
-            <w:shd w:val="clear" w:fill="051c2b"/>
-          </w:tcPr>
-          <w:p>
-            <w:r/>
-            <w:r>
-              <w:rPr>
-                <w:b/>
-                <w:color w:val="FFFFFF"/>
-                <w:sz w:val="19"/>
-              </w:rPr>
-              <w:t>Отзывы рез.</w:t>
-            </w:r>
-          </w:p>
-        </w:tc>
-        <w:tc>
-          <w:tcPr>
-            <w:tcW w:type="dxa" w:w="567"/>
-            <w:shd w:val="clear" w:fill="051c2b"/>
-          </w:tcPr>
-          <w:p>
-            <w:r/>
-            <w:r>
-              <w:rPr>
-                <w:b/>
-                <w:color w:val="FFFFFF"/>
-                <w:sz w:val="19"/>
-              </w:rPr>
-              <w:t>Чат</w:t>
-            </w:r>
-          </w:p>
-        </w:tc>
-        <w:tc>
-          <w:tcPr>
-            <w:tcW w:type="dxa" w:w="1531"/>
-            <w:shd w:val="clear" w:fill="051c2b"/>
-          </w:tcPr>
-          <w:p>
-            <w:r/>
-            <w:r>
-              <w:rPr>
-                <w:b/>
-                <w:color w:val="FFFFFF"/>
-                <w:sz w:val="19"/>
-              </w:rPr>
-              <w:t>Соцсети</w:t>
-            </w:r>
-          </w:p>
-        </w:tc>
-      </w:tr>
-      <w:tr>
-        <w:tc>
-          <w:tcPr>
-            <w:tcW w:type="dxa" w:w="1701"/>
-          </w:tcPr>
-          <w:p>
-            <w:r/>
-            <w:r>
-              <w:rPr>
-                <w:b/>
-                <w:color w:val="051C2B"/>
-                <w:sz w:val="19"/>
-              </w:rPr>
-              <w:t>ROSA</w:t>
-            </w:r>
-          </w:p>
-        </w:tc>
-        <w:tc>
-          <w:tcPr>
-            <w:tcW w:type="dxa" w:w="1474"/>
-          </w:tcPr>
-          <w:p>
-            <w:r/>
-            <w:r>
-              <w:rPr>
-                <w:sz w:val="19"/>
-              </w:rPr>
-              <w:t>Да (на главной)</w:t>
-            </w:r>
-          </w:p>
-        </w:tc>
-        <w:tc>
-          <w:tcPr>
-            <w:tcW w:type="dxa" w:w="737"/>
-          </w:tcPr>
-          <w:p>
-            <w:r/>
-            <w:r>
-              <w:rPr>
-                <w:sz w:val="19"/>
-              </w:rPr>
-              <w:t>—</w:t>
-            </w:r>
-          </w:p>
-        </w:tc>
-        <w:tc>
-          <w:tcPr>
-            <w:tcW w:type="dxa" w:w="737"/>
-          </w:tcPr>
-          <w:p>
-            <w:r/>
-            <w:r>
-              <w:rPr>
-                <w:sz w:val="19"/>
-              </w:rPr>
-              <w:t>—</w:t>
-            </w:r>
-          </w:p>
-        </w:tc>
-        <w:tc>
-          <w:tcPr>
-            <w:tcW w:type="dxa" w:w="737"/>
-          </w:tcPr>
-          <w:p>
-            <w:r/>
-            <w:r>
-              <w:rPr>
-                <w:sz w:val="19"/>
-              </w:rPr>
-              <w:t>—</w:t>
-            </w:r>
-          </w:p>
-        </w:tc>
-        <w:tc>
-          <w:tcPr>
-            <w:tcW w:type="dxa" w:w="737"/>
-          </w:tcPr>
-          <w:p>
-            <w:r/>
-            <w:r>
-              <w:rPr>
-                <w:sz w:val="19"/>
-              </w:rPr>
-              <w:t>—</w:t>
-            </w:r>
-          </w:p>
-        </w:tc>
-        <w:tc>
-          <w:tcPr>
-            <w:tcW w:type="dxa" w:w="1134"/>
-          </w:tcPr>
-          <w:p>
-            <w:r/>
-            <w:r>
-              <w:rPr>
-                <w:sz w:val="19"/>
-              </w:rPr>
-              <w:t>—</w:t>
-            </w:r>
-          </w:p>
-        </w:tc>
-        <w:tc>
-          <w:tcPr>
-            <w:tcW w:type="dxa" w:w="567"/>
-          </w:tcPr>
-          <w:p>
-            <w:r/>
-            <w:r>
-              <w:rPr>
-                <w:sz w:val="19"/>
-              </w:rPr>
-              <w:t>—</w:t>
-            </w:r>
-          </w:p>
-        </w:tc>
-        <w:tc>
-          <w:tcPr>
-            <w:tcW w:type="dxa" w:w="1531"/>
-          </w:tcPr>
-          <w:p>
-            <w:r/>
-            <w:r>
-              <w:rPr>
-                <w:sz w:val="19"/>
-              </w:rPr>
-              <w:t>TG/WA/VK</w:t>
-            </w:r>
-          </w:p>
-        </w:tc>
-      </w:tr>
-      <w:tr>
-        <w:tc>
-          <w:tcPr>
-            <w:tcW w:type="dxa" w:w="1701"/>
-          </w:tcPr>
-          <w:p>
-            <w:r/>
-            <w:r>
-              <w:rPr>
-                <w:b/>
-                <w:color w:val="051C2B"/>
-                <w:sz w:val="19"/>
-              </w:rPr>
-              <w:t>Riga Family</w:t>
-            </w:r>
-          </w:p>
-        </w:tc>
-        <w:tc>
-          <w:tcPr>
-            <w:tcW w:type="dxa" w:w="1474"/>
-          </w:tcPr>
-          <w:p>
-            <w:r/>
-            <w:r>
-              <w:rPr>
-                <w:sz w:val="19"/>
-              </w:rPr>
-              <w:t>Да 17,7–85 млн</w:t>
-            </w:r>
-          </w:p>
-        </w:tc>
-        <w:tc>
-          <w:tcPr>
-            <w:tcW w:type="dxa" w:w="737"/>
-          </w:tcPr>
-          <w:p>
-            <w:r/>
-            <w:r>
-              <w:rPr>
-                <w:sz w:val="19"/>
-              </w:rPr>
-              <w:t>н/д</w:t>
-            </w:r>
-          </w:p>
-        </w:tc>
-        <w:tc>
-          <w:tcPr>
-            <w:tcW w:type="dxa" w:w="737"/>
-          </w:tcPr>
-          <w:p>
-            <w:r/>
-            <w:r>
-              <w:rPr>
-                <w:sz w:val="19"/>
-              </w:rPr>
-              <w:t>н/д</w:t>
-            </w:r>
-          </w:p>
-        </w:tc>
-        <w:tc>
-          <w:tcPr>
-            <w:tcW w:type="dxa" w:w="737"/>
-          </w:tcPr>
-          <w:p>
-            <w:r/>
-            <w:r>
-              <w:rPr>
-                <w:sz w:val="19"/>
-              </w:rPr>
-              <w:t>н/д</w:t>
-            </w:r>
-          </w:p>
-        </w:tc>
-        <w:tc>
-          <w:tcPr>
-            <w:tcW w:type="dxa" w:w="737"/>
-          </w:tcPr>
-          <w:p>
-            <w:r/>
-            <w:r>
-              <w:rPr>
-                <w:sz w:val="19"/>
-              </w:rPr>
-              <w:t>н/д</w:t>
-            </w:r>
-          </w:p>
-        </w:tc>
-        <w:tc>
-          <w:tcPr>
-            <w:tcW w:type="dxa" w:w="1134"/>
-          </w:tcPr>
-          <w:p>
-            <w:r/>
-            <w:r>
-              <w:rPr>
-                <w:sz w:val="19"/>
-              </w:rPr>
-              <w:t>част.</w:t>
-            </w:r>
-          </w:p>
-        </w:tc>
-        <w:tc>
-          <w:tcPr>
-            <w:tcW w:type="dxa" w:w="567"/>
-          </w:tcPr>
-          <w:p>
-            <w:r/>
-            <w:r>
-              <w:rPr>
-                <w:sz w:val="19"/>
-              </w:rPr>
-              <w:t>н/д</w:t>
-            </w:r>
-          </w:p>
-        </w:tc>
-        <w:tc>
-          <w:tcPr>
-            <w:tcW w:type="dxa" w:w="1531"/>
-          </w:tcPr>
-          <w:p>
-            <w:r/>
-            <w:r>
-              <w:rPr>
-                <w:sz w:val="19"/>
-              </w:rPr>
-              <w:t>TG</w:t>
-            </w:r>
-          </w:p>
-        </w:tc>
-      </w:tr>
-      <w:tr>
-        <w:tc>
-          <w:tcPr>
-            <w:tcW w:type="dxa" w:w="1701"/>
-          </w:tcPr>
-          <w:p>
-            <w:r/>
-            <w:r>
-              <w:rPr>
-                <w:b/>
-                <w:color w:val="051C2B"/>
-                <w:sz w:val="19"/>
-              </w:rPr>
-              <w:t>Британика</w:t>
-            </w:r>
-          </w:p>
-        </w:tc>
-        <w:tc>
-          <w:tcPr>
-            <w:tcW w:type="dxa" w:w="1474"/>
-          </w:tcPr>
-          <w:p>
-            <w:r/>
-            <w:r>
-              <w:rPr>
-                <w:sz w:val="19"/>
-              </w:rPr>
-              <w:t>Скрыты</w:t>
-            </w:r>
-          </w:p>
-        </w:tc>
-        <w:tc>
-          <w:tcPr>
-            <w:tcW w:type="dxa" w:w="737"/>
-          </w:tcPr>
-          <w:p>
-            <w:r/>
-            <w:r>
-              <w:rPr>
-                <w:sz w:val="19"/>
-              </w:rPr>
-              <w:t>Да</w:t>
-            </w:r>
-          </w:p>
-        </w:tc>
-        <w:tc>
-          <w:tcPr>
-            <w:tcW w:type="dxa" w:w="737"/>
-          </w:tcPr>
-          <w:p>
-            <w:r/>
-            <w:r>
-              <w:rPr>
-                <w:sz w:val="19"/>
-              </w:rPr>
-              <w:t>Да</w:t>
-            </w:r>
-          </w:p>
-        </w:tc>
-        <w:tc>
-          <w:tcPr>
-            <w:tcW w:type="dxa" w:w="737"/>
-          </w:tcPr>
-          <w:p>
-            <w:r/>
-            <w:r>
-              <w:rPr>
-                <w:sz w:val="19"/>
-              </w:rPr>
-              <w:t>—</w:t>
-            </w:r>
-          </w:p>
-        </w:tc>
-        <w:tc>
-          <w:tcPr>
-            <w:tcW w:type="dxa" w:w="737"/>
-          </w:tcPr>
-          <w:p>
-            <w:r/>
-            <w:r>
-              <w:rPr>
-                <w:sz w:val="19"/>
-              </w:rPr>
-              <w:t>—</w:t>
-            </w:r>
-          </w:p>
-        </w:tc>
-        <w:tc>
-          <w:tcPr>
-            <w:tcW w:type="dxa" w:w="1134"/>
-          </w:tcPr>
-          <w:p>
-            <w:r/>
-            <w:r>
-              <w:rPr>
-                <w:sz w:val="19"/>
-              </w:rPr>
-              <w:t>Да (9)</w:t>
-            </w:r>
-          </w:p>
-        </w:tc>
-        <w:tc>
-          <w:tcPr>
-            <w:tcW w:type="dxa" w:w="567"/>
-          </w:tcPr>
-          <w:p>
-            <w:r/>
-            <w:r>
-              <w:rPr>
-                <w:sz w:val="19"/>
-              </w:rPr>
-              <w:t>—</w:t>
-            </w:r>
-          </w:p>
-        </w:tc>
-        <w:tc>
-          <w:tcPr>
-            <w:tcW w:type="dxa" w:w="1531"/>
-          </w:tcPr>
-          <w:p>
-            <w:r/>
-            <w:r>
-              <w:rPr>
-                <w:sz w:val="19"/>
-              </w:rPr>
-              <w:t>TG/VK/WA/IG/YT</w:t>
-            </w:r>
-          </w:p>
-        </w:tc>
-      </w:tr>
-      <w:tr>
-        <w:tc>
-          <w:tcPr>
-            <w:tcW w:type="dxa" w:w="1701"/>
-          </w:tcPr>
-          <w:p>
-            <w:r/>
-            <w:r>
-              <w:rPr>
-                <w:b/>
-                <w:color w:val="051C2B"/>
-                <w:sz w:val="19"/>
-              </w:rPr>
-              <w:t>Eli Estate</w:t>
-            </w:r>
-          </w:p>
-        </w:tc>
-        <w:tc>
-          <w:tcPr>
-            <w:tcW w:type="dxa" w:w="1474"/>
-          </w:tcPr>
-          <w:p>
-            <w:r/>
-            <w:r>
-              <w:rPr>
-                <w:sz w:val="19"/>
-              </w:rPr>
-              <w:t>Частично</w:t>
-            </w:r>
-          </w:p>
-        </w:tc>
-        <w:tc>
-          <w:tcPr>
-            <w:tcW w:type="dxa" w:w="737"/>
-          </w:tcPr>
-          <w:p>
-            <w:r/>
-            <w:r>
-              <w:rPr>
-                <w:sz w:val="19"/>
-              </w:rPr>
-              <w:t>—</w:t>
-            </w:r>
-          </w:p>
-        </w:tc>
-        <w:tc>
-          <w:tcPr>
-            <w:tcW w:type="dxa" w:w="737"/>
-          </w:tcPr>
-          <w:p>
-            <w:r/>
-            <w:r>
-              <w:rPr>
-                <w:sz w:val="19"/>
-              </w:rPr>
-              <w:t>—</w:t>
-            </w:r>
-          </w:p>
-        </w:tc>
-        <w:tc>
-          <w:tcPr>
-            <w:tcW w:type="dxa" w:w="737"/>
-          </w:tcPr>
-          <w:p>
-            <w:r/>
-            <w:r>
-              <w:rPr>
-                <w:sz w:val="19"/>
-              </w:rPr>
-              <w:t>—</w:t>
-            </w:r>
-          </w:p>
-        </w:tc>
-        <w:tc>
-          <w:tcPr>
-            <w:tcW w:type="dxa" w:w="737"/>
-          </w:tcPr>
-          <w:p>
-            <w:r/>
-            <w:r>
-              <w:rPr>
-                <w:sz w:val="19"/>
-              </w:rPr>
-              <w:t>—</w:t>
-            </w:r>
-          </w:p>
-        </w:tc>
-        <w:tc>
-          <w:tcPr>
-            <w:tcW w:type="dxa" w:w="1134"/>
-          </w:tcPr>
-          <w:p>
-            <w:r/>
-            <w:r>
-              <w:rPr>
-                <w:sz w:val="19"/>
-              </w:rPr>
-              <w:t>Да (видео)</w:t>
-            </w:r>
-          </w:p>
-        </w:tc>
-        <w:tc>
-          <w:tcPr>
-            <w:tcW w:type="dxa" w:w="567"/>
-          </w:tcPr>
-          <w:p>
-            <w:r/>
-            <w:r>
-              <w:rPr>
-                <w:sz w:val="19"/>
-              </w:rPr>
-              <w:t>—</w:t>
-            </w:r>
-          </w:p>
-        </w:tc>
-        <w:tc>
-          <w:tcPr>
-            <w:tcW w:type="dxa" w:w="1531"/>
-          </w:tcPr>
-          <w:p>
-            <w:r/>
-            <w:r>
-              <w:rPr>
-                <w:sz w:val="19"/>
-              </w:rPr>
-              <w:t>TG/WA</w:t>
-            </w:r>
-          </w:p>
-        </w:tc>
-      </w:tr>
-      <w:tr>
-        <w:tc>
-          <w:tcPr>
-            <w:tcW w:type="dxa" w:w="1701"/>
-          </w:tcPr>
-          <w:p>
-            <w:r/>
-            <w:r>
-              <w:rPr>
-                <w:b/>
-                <w:color w:val="051C2B"/>
-                <w:sz w:val="19"/>
-              </w:rPr>
-              <w:t>Ruza Family Park</w:t>
-            </w:r>
-          </w:p>
-        </w:tc>
-        <w:tc>
-          <w:tcPr>
-            <w:tcW w:type="dxa" w:w="1474"/>
-          </w:tcPr>
-          <w:p>
-            <w:r/>
-            <w:r>
-              <w:rPr>
-                <w:sz w:val="19"/>
-              </w:rPr>
-              <w:t>Да (₽/сотка)</w:t>
-            </w:r>
-          </w:p>
-        </w:tc>
-        <w:tc>
-          <w:tcPr>
-            <w:tcW w:type="dxa" w:w="737"/>
-          </w:tcPr>
-          <w:p>
-            <w:r/>
-            <w:r>
-              <w:rPr>
-                <w:sz w:val="19"/>
-              </w:rPr>
-              <w:t>—</w:t>
-            </w:r>
-          </w:p>
-        </w:tc>
-        <w:tc>
-          <w:tcPr>
-            <w:tcW w:type="dxa" w:w="737"/>
-          </w:tcPr>
-          <w:p>
-            <w:r/>
-            <w:r>
-              <w:rPr>
-                <w:sz w:val="19"/>
-              </w:rPr>
-              <w:t>—</w:t>
-            </w:r>
-          </w:p>
-        </w:tc>
-        <w:tc>
-          <w:tcPr>
-            <w:tcW w:type="dxa" w:w="737"/>
-          </w:tcPr>
-          <w:p>
-            <w:r/>
-            <w:r>
-              <w:rPr>
-                <w:sz w:val="19"/>
-              </w:rPr>
-              <w:t>—</w:t>
-            </w:r>
-          </w:p>
-        </w:tc>
-        <w:tc>
-          <w:tcPr>
-            <w:tcW w:type="dxa" w:w="737"/>
-          </w:tcPr>
-          <w:p>
-            <w:r/>
-            <w:r>
-              <w:rPr>
-                <w:sz w:val="19"/>
-              </w:rPr>
-              <w:t>—</w:t>
-            </w:r>
-          </w:p>
-        </w:tc>
-        <w:tc>
-          <w:tcPr>
-            <w:tcW w:type="dxa" w:w="1134"/>
-          </w:tcPr>
-          <w:p>
-            <w:r/>
-            <w:r>
-              <w:rPr>
-                <w:sz w:val="19"/>
-              </w:rPr>
-              <w:t>Да</w:t>
-            </w:r>
-          </w:p>
-        </w:tc>
-        <w:tc>
-          <w:tcPr>
-            <w:tcW w:type="dxa" w:w="567"/>
-          </w:tcPr>
-          <w:p>
-            <w:r/>
-            <w:r>
-              <w:rPr>
-                <w:sz w:val="19"/>
-              </w:rPr>
-              <w:t>—</w:t>
-            </w:r>
-          </w:p>
-        </w:tc>
-        <w:tc>
-          <w:tcPr>
-            <w:tcW w:type="dxa" w:w="1531"/>
-          </w:tcPr>
-          <w:p>
-            <w:r/>
-            <w:r>
-              <w:rPr>
-                <w:sz w:val="19"/>
-              </w:rPr>
-              <w:t>TG</w:t>
-            </w:r>
-          </w:p>
-        </w:tc>
-      </w:tr>
-      <w:tr>
-        <w:tc>
-          <w:tcPr>
-            <w:tcW w:type="dxa" w:w="1701"/>
-          </w:tcPr>
-          <w:p>
-            <w:r/>
-            <w:r>
-              <w:rPr>
-                <w:b/>
-                <w:color w:val="051C2B"/>
-                <w:sz w:val="19"/>
-              </w:rPr>
-              <w:t>Madison Park</w:t>
-            </w:r>
-          </w:p>
-        </w:tc>
-        <w:tc>
-          <w:tcPr>
-            <w:tcW w:type="dxa" w:w="1474"/>
-          </w:tcPr>
-          <w:p>
-            <w:r/>
-            <w:r>
-              <w:rPr>
-                <w:sz w:val="19"/>
-              </w:rPr>
-              <w:t>Да 57–777 млн</w:t>
-            </w:r>
-          </w:p>
-        </w:tc>
-        <w:tc>
-          <w:tcPr>
-            <w:tcW w:type="dxa" w:w="737"/>
-          </w:tcPr>
-          <w:p>
-            <w:r/>
-            <w:r>
-              <w:rPr>
-                <w:sz w:val="19"/>
-              </w:rPr>
-              <w:t>—</w:t>
-            </w:r>
-          </w:p>
-        </w:tc>
-        <w:tc>
-          <w:tcPr>
-            <w:tcW w:type="dxa" w:w="737"/>
-          </w:tcPr>
-          <w:p>
-            <w:r/>
-            <w:r>
-              <w:rPr>
-                <w:sz w:val="19"/>
-              </w:rPr>
-              <w:t>—</w:t>
-            </w:r>
-          </w:p>
-        </w:tc>
-        <w:tc>
-          <w:tcPr>
-            <w:tcW w:type="dxa" w:w="737"/>
-          </w:tcPr>
-          <w:p>
-            <w:r/>
-            <w:r>
-              <w:rPr>
-                <w:sz w:val="19"/>
-              </w:rPr>
-              <w:t>—</w:t>
-            </w:r>
-          </w:p>
-        </w:tc>
-        <w:tc>
-          <w:tcPr>
-            <w:tcW w:type="dxa" w:w="737"/>
-          </w:tcPr>
-          <w:p>
-            <w:r/>
-            <w:r>
-              <w:rPr>
-                <w:sz w:val="19"/>
-              </w:rPr>
-              <w:t>—</w:t>
-            </w:r>
-          </w:p>
-        </w:tc>
-        <w:tc>
-          <w:tcPr>
-            <w:tcW w:type="dxa" w:w="1134"/>
-          </w:tcPr>
-          <w:p>
-            <w:r/>
-            <w:r>
-              <w:rPr>
-                <w:sz w:val="19"/>
-              </w:rPr>
-              <w:t>—</w:t>
-            </w:r>
-          </w:p>
-        </w:tc>
-        <w:tc>
-          <w:tcPr>
-            <w:tcW w:type="dxa" w:w="567"/>
-          </w:tcPr>
-          <w:p>
-            <w:r/>
-            <w:r>
-              <w:rPr>
-                <w:sz w:val="19"/>
-              </w:rPr>
-              <w:t>—</w:t>
-            </w:r>
-          </w:p>
-        </w:tc>
-        <w:tc>
-          <w:tcPr>
-            <w:tcW w:type="dxa" w:w="1531"/>
-          </w:tcPr>
-          <w:p>
-            <w:r/>
-            <w:r>
-              <w:rPr>
-                <w:sz w:val="19"/>
-              </w:rPr>
-              <w:t>TG/WA</w:t>
-            </w:r>
-          </w:p>
-        </w:tc>
-      </w:tr>
-    </w:tbl>
-    <w:p>
-      <w:pPr>
-        <w:spacing w:after="120"/>
-      </w:pPr>
-      <w:r>
-        <w:rPr>
-          <w:b w:val="0"/>
-          <w:i/>
-          <w:color w:val="5B6168"/>
-          <w:sz w:val="20"/>
-        </w:rPr>
-        <w:t>Незанятые ниши у всех в выборке: 3D/виртуальный тур и онлайн-бронирование лота. Квиз и калькулятор есть только у Британики.</w:t>
-      </w:r>
-    </w:p>
-    <w:p>
-      <w:pPr>
-        <w:spacing w:before="320" w:after="40"/>
-      </w:pPr>
-      <w:r>
-        <w:rPr>
-          <w:b/>
-          <w:i w:val="0"/>
-          <w:color w:val="051C2B"/>
-          <w:sz w:val="34"/>
-        </w:rPr>
-        <w:t>9. Идеи проверить (гипотезы, не подтверждённые находки)</w:t>
+        <w:t>8. Идеи проверить (гипотезы, не подтверждённые находки)</w:t>
       </w:r>
     </w:p>
     <w:p>
@@ -3388,7 +2313,7 @@
           <w:color w:val="051C2B"/>
           <w:sz w:val="34"/>
         </w:rPr>
-        <w:t>10. Рекомендуемый порядок</w:t>
+        <w:t>9. Рекомендуемый порядок</w:t>
       </w:r>
     </w:p>
     <w:p>
@@ -3562,7 +2487,7 @@
           <w:color w:val="051C2B"/>
           <w:sz w:val="34"/>
         </w:rPr>
-        <w:t>11. Технические изменения и как внедрить в Tilda</w:t>
+        <w:t>10. Технические изменения и как внедрить в Tilda</w:t>
       </w:r>
     </w:p>
     <w:p>
@@ -4266,6 +3191,16 @@
     </w:p>
     <w:p>
       <w:pPr>
+        <w:sectPr>
+          <w:pgSz w:w="12240" w:h="15840"/>
+          <w:pgMar w:top="1134" w:right="1247" w:bottom="1134" w:left="1247" w:header="720" w:footer="720" w:gutter="0"/>
+          <w:cols w:space="720"/>
+          <w:docGrid w:linePitch="360"/>
+        </w:sectPr>
+      </w:pPr>
+    </w:p>
+    <w:p>
+      <w:pPr>
         <w:spacing w:before="320" w:after="40"/>
       </w:pPr>
       <w:r>
@@ -4275,7 +3210,7 @@
           <w:color w:val="051C2B"/>
           <w:sz w:val="34"/>
         </w:rPr>
-        <w:t>12. Что проанализировали</w:t>
+        <w:t>11. Что проанализировали</w:t>
       </w:r>
     </w:p>
     <w:p>
@@ -4367,7 +3302,7 @@
           <w:color w:val="051C2B"/>
           <w:sz w:val="26"/>
         </w:rPr>
-        <w:t>Сайты конкурентов — просканированы официальные сайты посёлков Новой Риги (через Claude Code)</w:t>
+        <w:t>Сайты конкурентов — большая сравнительная таблица</w:t>
       </w:r>
     </w:p>
     <w:p>
@@ -4380,460 +3315,657 @@
           <w:i w:val="0"/>
           <w:sz w:val="21"/>
         </w:rPr>
-        <w:t>Анализировались сайты самих посёлков/застройщиков, а не агрегаторов. По каждому: цены на сайте, конверсионная механика, формы и CTA, офферы, УТП, элементы доверия, соцсети, платформа.</w:t>
+        <w:t>Просканированы официальные сайты посёлков Новой Риги (через Claude Code) — сами посёлки/застройщики, а не агрегаторы. ROSA добавлена первой строкой для сравнения.</w:t>
       </w:r>
     </w:p>
-    <w:p>
-      <w:pPr>
-        <w:spacing w:before="120" w:after="20"/>
-      </w:pPr>
-      <w:r>
-        <w:rPr>
-          <w:b/>
-          <w:i w:val="0"/>
-          <w:color w:val="051C2B"/>
-          <w:sz w:val="23"/>
-        </w:rPr>
-        <w:t xml:space="preserve">Riga Family (К2 DOM) — ближайший аналог  </w:t>
-      </w:r>
-      <w:r>
-        <w:rPr>
-          <w:b w:val="0"/>
-          <w:i/>
-          <w:color w:val="5B6168"/>
-          <w:sz w:val="19"/>
-        </w:rPr>
-        <w:t>riga-family.ru</w:t>
-      </w:r>
-    </w:p>
-    <w:p>
-      <w:pPr>
-        <w:spacing w:after="20"/>
-        <w:ind w:left="227"/>
-      </w:pPr>
-      <w:r>
-        <w:rPr>
-          <w:b/>
-          <w:i w:val="0"/>
-          <w:color w:val="AB182D"/>
-          <w:sz w:val="21"/>
-        </w:rPr>
-        <w:t xml:space="preserve">– </w:t>
-      </w:r>
-      <w:r>
-        <w:rPr>
-          <w:b w:val="0"/>
-          <w:i w:val="0"/>
-          <w:color w:val="333333"/>
-          <w:sz w:val="21"/>
-        </w:rPr>
-        <w:t>Новорижское, 57 км. Цены 17,7–85,5 млн, дома 127–391 м² (нижний порог почти как у ROSA).</w:t>
-      </w:r>
-    </w:p>
-    <w:p>
-      <w:pPr>
-        <w:spacing w:after="20"/>
-        <w:ind w:left="227"/>
-      </w:pPr>
-      <w:r>
-        <w:rPr>
-          <w:b/>
-          <w:i w:val="0"/>
-          <w:color w:val="AB182D"/>
-          <w:sz w:val="21"/>
-        </w:rPr>
-        <w:t xml:space="preserve">– </w:t>
-      </w:r>
-      <w:r>
-        <w:rPr>
-          <w:b w:val="0"/>
-          <w:i w:val="0"/>
-          <w:color w:val="333333"/>
-          <w:sz w:val="21"/>
-        </w:rPr>
-        <w:t>Сильные офферы: рассрочка 0% без банка до 30 мес; ипотека семейная 6% / господдержка 8% / IT 6%; отделка в 3 вариантах.</w:t>
-      </w:r>
-    </w:p>
-    <w:p>
-      <w:pPr>
-        <w:spacing w:after="20"/>
-        <w:ind w:left="227"/>
-      </w:pPr>
-      <w:r>
-        <w:rPr>
-          <w:b/>
-          <w:i w:val="0"/>
-          <w:color w:val="AB182D"/>
-          <w:sz w:val="21"/>
-        </w:rPr>
-        <w:t xml:space="preserve">– </w:t>
-      </w:r>
-      <w:r>
-        <w:rPr>
-          <w:b w:val="0"/>
-          <w:i w:val="0"/>
-          <w:color w:val="333333"/>
-          <w:sz w:val="21"/>
-        </w:rPr>
-        <w:t>Доверие: «Посёлок года 2022», 282 построенных дома (готовый, заселённый посёлок).</w:t>
-      </w:r>
-    </w:p>
-    <w:p>
-      <w:pPr>
-        <w:spacing w:before="120" w:after="20"/>
-      </w:pPr>
-      <w:r>
-        <w:rPr>
-          <w:b/>
-          <w:i w:val="0"/>
-          <w:color w:val="051C2B"/>
-          <w:sz w:val="23"/>
-        </w:rPr>
-        <w:t xml:space="preserve">Британика — эталон конверсии в сегменте  </w:t>
-      </w:r>
-      <w:r>
-        <w:rPr>
-          <w:b w:val="0"/>
-          <w:i/>
-          <w:color w:val="5B6168"/>
-          <w:sz w:val="19"/>
-        </w:rPr>
-        <w:t>poselok-britanika.ru</w:t>
-      </w:r>
-    </w:p>
-    <w:p>
-      <w:pPr>
-        <w:spacing w:after="20"/>
-        <w:ind w:left="227"/>
-      </w:pPr>
-      <w:r>
-        <w:rPr>
-          <w:b/>
-          <w:i w:val="0"/>
-          <w:color w:val="AB182D"/>
-          <w:sz w:val="21"/>
-        </w:rPr>
-        <w:t xml:space="preserve">– </w:t>
-      </w:r>
-      <w:r>
-        <w:rPr>
-          <w:b w:val="0"/>
-          <w:i w:val="0"/>
-          <w:color w:val="333333"/>
-          <w:sz w:val="21"/>
-        </w:rPr>
-        <w:t>Новорижское, ~25 мин. Цены скрыты (продажа через контакт).</w:t>
-      </w:r>
-    </w:p>
-    <w:p>
-      <w:pPr>
-        <w:spacing w:after="20"/>
-        <w:ind w:left="227"/>
-      </w:pPr>
-      <w:r>
-        <w:rPr>
-          <w:b/>
-          <w:i w:val="0"/>
-          <w:color w:val="AB182D"/>
-          <w:sz w:val="21"/>
-        </w:rPr>
-        <w:t xml:space="preserve">– </w:t>
-      </w:r>
-      <w:r>
-        <w:rPr>
-          <w:b w:val="0"/>
-          <w:i w:val="0"/>
-          <w:color w:val="333333"/>
-          <w:sz w:val="21"/>
-        </w:rPr>
-        <w:t>Механика: квиз-подборщик (Marquiz), калькулятор платежей, интерактивный генплан «выбрать дом на генплане».</w:t>
-      </w:r>
-    </w:p>
-    <w:p>
-      <w:pPr>
-        <w:spacing w:after="20"/>
-        <w:ind w:left="227"/>
-      </w:pPr>
-      <w:r>
-        <w:rPr>
-          <w:b/>
-          <w:i w:val="0"/>
-          <w:color w:val="AB182D"/>
-          <w:sz w:val="21"/>
-        </w:rPr>
-        <w:t xml:space="preserve">– </w:t>
-      </w:r>
-      <w:r>
-        <w:rPr>
-          <w:b w:val="0"/>
-          <w:i w:val="0"/>
-          <w:color w:val="333333"/>
-          <w:sz w:val="21"/>
-        </w:rPr>
-        <w:t>Офферы: trade-in, ипотека + льготная, рассрочка, готовая отделка, скидка до 500 000 ₽.</w:t>
-      </w:r>
-    </w:p>
-    <w:p>
-      <w:pPr>
-        <w:spacing w:after="20"/>
-        <w:ind w:left="227"/>
-      </w:pPr>
-      <w:r>
-        <w:rPr>
-          <w:b/>
-          <w:i w:val="0"/>
-          <w:color w:val="AB182D"/>
-          <w:sz w:val="21"/>
-        </w:rPr>
-        <w:t xml:space="preserve">– </w:t>
-      </w:r>
-      <w:r>
-        <w:rPr>
-          <w:b w:val="0"/>
-          <w:i w:val="0"/>
-          <w:color w:val="333333"/>
-          <w:sz w:val="21"/>
-        </w:rPr>
-        <w:t>Доверие: 9 именных отзывов резидентов, 4 награды, реальные фото, счётчики семей. 5 соцсетей. Кастом-сайт, высокая премиальность.</w:t>
-      </w:r>
-    </w:p>
-    <w:p>
-      <w:pPr>
-        <w:spacing w:before="120" w:after="20"/>
-      </w:pPr>
-      <w:r>
-        <w:rPr>
-          <w:b/>
-          <w:i w:val="0"/>
-          <w:color w:val="051C2B"/>
-          <w:sz w:val="23"/>
-        </w:rPr>
-        <w:t xml:space="preserve">Eli Estate — премиальный эко-клуб  </w:t>
-      </w:r>
-      <w:r>
-        <w:rPr>
-          <w:b w:val="0"/>
-          <w:i/>
-          <w:color w:val="5B6168"/>
-          <w:sz w:val="19"/>
-        </w:rPr>
-        <w:t>eli-estate.ru</w:t>
-      </w:r>
-    </w:p>
-    <w:p>
-      <w:pPr>
-        <w:spacing w:after="20"/>
-        <w:ind w:left="227"/>
-      </w:pPr>
-      <w:r>
-        <w:rPr>
-          <w:b/>
-          <w:i w:val="0"/>
-          <w:color w:val="AB182D"/>
-          <w:sz w:val="21"/>
-        </w:rPr>
-        <w:t xml:space="preserve">– </w:t>
-      </w:r>
-      <w:r>
-        <w:rPr>
-          <w:b w:val="0"/>
-          <w:i w:val="0"/>
-          <w:color w:val="333333"/>
-          <w:sz w:val="21"/>
-        </w:rPr>
-        <w:t>Новая Рига + М-11, ~60 мин. Цены «от» (готовый квартал от 15 млн).</w:t>
-      </w:r>
-    </w:p>
-    <w:p>
-      <w:pPr>
-        <w:spacing w:after="20"/>
-        <w:ind w:left="227"/>
-      </w:pPr>
-      <w:r>
-        <w:rPr>
-          <w:b/>
-          <w:i w:val="0"/>
-          <w:color w:val="AB182D"/>
-          <w:sz w:val="21"/>
-        </w:rPr>
-        <w:t xml:space="preserve">– </w:t>
-      </w:r>
-      <w:r>
-        <w:rPr>
-          <w:b w:val="0"/>
-          <w:i w:val="0"/>
-          <w:color w:val="333333"/>
-          <w:sz w:val="21"/>
-        </w:rPr>
-        <w:t>Конверсионных инструментов почти нет; генплан в презентации.</w:t>
-      </w:r>
-    </w:p>
-    <w:p>
-      <w:pPr>
-        <w:spacing w:after="20"/>
-        <w:ind w:left="227"/>
-      </w:pPr>
-      <w:r>
-        <w:rPr>
-          <w:b/>
-          <w:i w:val="0"/>
-          <w:color w:val="AB182D"/>
-          <w:sz w:val="21"/>
-        </w:rPr>
-        <w:t xml:space="preserve">– </w:t>
-      </w:r>
-      <w:r>
-        <w:rPr>
-          <w:b w:val="0"/>
-          <w:i w:val="0"/>
-          <w:color w:val="333333"/>
-          <w:sz w:val="21"/>
-        </w:rPr>
-        <w:t>Доверие (сильное): видеоотзывы, реальные фото «без рендеров», награды («Посёлок года», «Девелопер года»). Сделан на Tilda (как ROSA).</w:t>
-      </w:r>
-    </w:p>
-    <w:p>
-      <w:pPr>
-        <w:spacing w:before="120" w:after="20"/>
-      </w:pPr>
-      <w:r>
-        <w:rPr>
-          <w:b/>
-          <w:i w:val="0"/>
-          <w:color w:val="051C2B"/>
-          <w:sz w:val="23"/>
-        </w:rPr>
-        <w:t xml:space="preserve">Ruza Family Park (КМД) — готовый посёлок, чек ниже  </w:t>
-      </w:r>
-      <w:r>
-        <w:rPr>
-          <w:b w:val="0"/>
-          <w:i/>
-          <w:color w:val="5B6168"/>
-          <w:sz w:val="19"/>
-        </w:rPr>
-        <w:t>ruza-family-park.ru</w:t>
-      </w:r>
-    </w:p>
-    <w:p>
-      <w:pPr>
-        <w:spacing w:after="20"/>
-        <w:ind w:left="227"/>
-      </w:pPr>
-      <w:r>
-        <w:rPr>
-          <w:b/>
-          <w:i w:val="0"/>
-          <w:color w:val="AB182D"/>
-          <w:sz w:val="21"/>
-        </w:rPr>
-        <w:t xml:space="preserve">– </w:t>
-      </w:r>
-      <w:r>
-        <w:rPr>
-          <w:b w:val="0"/>
-          <w:i w:val="0"/>
-          <w:color w:val="333333"/>
-          <w:sz w:val="21"/>
-        </w:rPr>
-        <w:t>Рузское/Новорижское. Цены от ~975 тыс ₽/сотка (дома из бруса).</w:t>
-      </w:r>
-    </w:p>
-    <w:p>
-      <w:pPr>
-        <w:spacing w:after="20"/>
-        <w:ind w:left="227"/>
-      </w:pPr>
-      <w:r>
-        <w:rPr>
-          <w:b/>
-          <w:i w:val="0"/>
-          <w:color w:val="AB182D"/>
-          <w:sz w:val="21"/>
-        </w:rPr>
-        <w:t xml:space="preserve">– </w:t>
-      </w:r>
-      <w:r>
-        <w:rPr>
-          <w:b w:val="0"/>
-          <w:i w:val="0"/>
-          <w:color w:val="333333"/>
-          <w:sz w:val="21"/>
-        </w:rPr>
-        <w:t>Офферы: рассрочка до 2 лет, trade-in квартиры, скидки до 1,5 млн. Bitrix, премиальность средняя.</w:t>
-      </w:r>
-    </w:p>
-    <w:p>
-      <w:pPr>
-        <w:spacing w:before="120" w:after="20"/>
-      </w:pPr>
-      <w:r>
-        <w:rPr>
-          <w:b/>
-          <w:i w:val="0"/>
-          <w:color w:val="051C2B"/>
-          <w:sz w:val="23"/>
-        </w:rPr>
-        <w:t xml:space="preserve">Madison Park — элит, верхний край рынка  </w:t>
-      </w:r>
-      <w:r>
-        <w:rPr>
-          <w:b w:val="0"/>
-          <w:i/>
-          <w:color w:val="5B6168"/>
-          <w:sz w:val="19"/>
-        </w:rPr>
-        <w:t>medisonpark-poselok.ru</w:t>
-      </w:r>
-    </w:p>
-    <w:p>
-      <w:pPr>
-        <w:spacing w:after="20"/>
-        <w:ind w:left="227"/>
-      </w:pPr>
-      <w:r>
-        <w:rPr>
-          <w:b/>
-          <w:i w:val="0"/>
-          <w:color w:val="AB182D"/>
-          <w:sz w:val="21"/>
-        </w:rPr>
-        <w:t xml:space="preserve">– </w:t>
-      </w:r>
-      <w:r>
-        <w:rPr>
-          <w:b w:val="0"/>
-          <w:i w:val="0"/>
-          <w:color w:val="333333"/>
-          <w:sz w:val="21"/>
-        </w:rPr>
-        <w:t>Новорижское, 24 км. Цены 57–777 млн (369–1500 м²) — выше диапазона ROSA.</w:t>
-      </w:r>
-    </w:p>
-    <w:p>
-      <w:pPr>
-        <w:spacing w:after="20"/>
-        <w:ind w:left="227"/>
-      </w:pPr>
-      <w:r>
-        <w:rPr>
-          <w:b/>
-          <w:i w:val="0"/>
-          <w:color w:val="AB182D"/>
-          <w:sz w:val="21"/>
-        </w:rPr>
-        <w:t xml:space="preserve">– </w:t>
-      </w:r>
-      <w:r>
-        <w:rPr>
-          <w:b w:val="0"/>
-          <w:i w:val="0"/>
-          <w:color w:val="333333"/>
-          <w:sz w:val="21"/>
-        </w:rPr>
-        <w:t>Механики и офферов почти нет; отзывы — от менеджеров, не резидентов. Вывод: даже в элите конверсия слабая → ROSA может выигрывать инструментами.</w:t>
-      </w:r>
-    </w:p>
+    <w:tbl>
+      <w:tblPr>
+        <w:tblStyle w:val="TableGrid"/>
+        <w:tblW w:type="auto" w:w="0"/>
+        <w:jc w:val="center"/>
+        <w:tblLook w:firstColumn="1" w:firstRow="1" w:lastColumn="0" w:lastRow="0" w:noHBand="0" w:noVBand="1" w:val="04A0"/>
+      </w:tblPr>
+      <w:tblGrid>
+        <w:gridCol w:w="2300"/>
+        <w:gridCol w:w="2300"/>
+        <w:gridCol w:w="2300"/>
+        <w:gridCol w:w="2300"/>
+        <w:gridCol w:w="2300"/>
+        <w:gridCol w:w="2300"/>
+      </w:tblGrid>
+      <w:tr>
+        <w:tc>
+          <w:tcPr>
+            <w:tcW w:type="dxa" w:w="1871"/>
+            <w:shd w:val="clear" w:fill="051c2b"/>
+          </w:tcPr>
+          <w:p>
+            <w:r/>
+            <w:r>
+              <w:rPr>
+                <w:b/>
+                <w:color w:val="FFFFFF"/>
+                <w:sz w:val="19"/>
+              </w:rPr>
+              <w:t>Посёлок</w:t>
+            </w:r>
+          </w:p>
+        </w:tc>
+        <w:tc>
+          <w:tcPr>
+            <w:tcW w:type="dxa" w:w="2494"/>
+            <w:shd w:val="clear" w:fill="051c2b"/>
+          </w:tcPr>
+          <w:p>
+            <w:r/>
+            <w:r>
+              <w:rPr>
+                <w:b/>
+                <w:color w:val="FFFFFF"/>
+                <w:sz w:val="19"/>
+              </w:rPr>
+              <w:t>Гео / цены</w:t>
+            </w:r>
+          </w:p>
+        </w:tc>
+        <w:tc>
+          <w:tcPr>
+            <w:tcW w:type="dxa" w:w="2721"/>
+            <w:shd w:val="clear" w:fill="051c2b"/>
+          </w:tcPr>
+          <w:p>
+            <w:r/>
+            <w:r>
+              <w:rPr>
+                <w:b/>
+                <w:color w:val="FFFFFF"/>
+                <w:sz w:val="19"/>
+              </w:rPr>
+              <w:t>Механика сайта</w:t>
+            </w:r>
+          </w:p>
+        </w:tc>
+        <w:tc>
+          <w:tcPr>
+            <w:tcW w:type="dxa" w:w="3061"/>
+            <w:shd w:val="clear" w:fill="051c2b"/>
+          </w:tcPr>
+          <w:p>
+            <w:r/>
+            <w:r>
+              <w:rPr>
+                <w:b/>
+                <w:color w:val="FFFFFF"/>
+                <w:sz w:val="19"/>
+              </w:rPr>
+              <w:t>Офферы</w:t>
+            </w:r>
+          </w:p>
+        </w:tc>
+        <w:tc>
+          <w:tcPr>
+            <w:tcW w:type="dxa" w:w="2665"/>
+            <w:shd w:val="clear" w:fill="051c2b"/>
+          </w:tcPr>
+          <w:p>
+            <w:r/>
+            <w:r>
+              <w:rPr>
+                <w:b/>
+                <w:color w:val="FFFFFF"/>
+                <w:sz w:val="19"/>
+              </w:rPr>
+              <w:t>Доверие</w:t>
+            </w:r>
+          </w:p>
+        </w:tc>
+        <w:tc>
+          <w:tcPr>
+            <w:tcW w:type="dxa" w:w="1984"/>
+            <w:shd w:val="clear" w:fill="051c2b"/>
+          </w:tcPr>
+          <w:p>
+            <w:r/>
+            <w:r>
+              <w:rPr>
+                <w:b/>
+                <w:color w:val="FFFFFF"/>
+                <w:sz w:val="19"/>
+              </w:rPr>
+              <w:t>Соцсети / платформа</w:t>
+            </w:r>
+          </w:p>
+        </w:tc>
+      </w:tr>
+      <w:tr>
+        <w:tc>
+          <w:tcPr>
+            <w:tcW w:type="dxa" w:w="1871"/>
+          </w:tcPr>
+          <w:p>
+            <w:r/>
+            <w:r>
+              <w:rPr>
+                <w:b/>
+                <w:color w:val="051C2B"/>
+                <w:sz w:val="19"/>
+              </w:rPr>
+              <w:t>ROSA</w:t>
+            </w:r>
+          </w:p>
+        </w:tc>
+        <w:tc>
+          <w:tcPr>
+            <w:tcW w:type="dxa" w:w="2494"/>
+          </w:tcPr>
+          <w:p>
+            <w:r/>
+            <w:r>
+              <w:rPr>
+                <w:sz w:val="19"/>
+              </w:rPr>
+              <w:t>54 км; от 17,3 млн ₽ (на главной)</w:t>
+            </w:r>
+          </w:p>
+        </w:tc>
+        <w:tc>
+          <w:tcPr>
+            <w:tcW w:type="dxa" w:w="2721"/>
+          </w:tcPr>
+          <w:p>
+            <w:r/>
+            <w:r>
+              <w:rPr>
+                <w:sz w:val="19"/>
+              </w:rPr>
+              <w:t>Нет квиза, калькулятора, брони, 3D-тура</w:t>
+            </w:r>
+          </w:p>
+        </w:tc>
+        <w:tc>
+          <w:tcPr>
+            <w:tcW w:type="dxa" w:w="3061"/>
+          </w:tcPr>
+          <w:p>
+            <w:r/>
+            <w:r>
+              <w:rPr>
+                <w:sz w:val="19"/>
+              </w:rPr>
+              <w:t>Ипотека от 4,5%</w:t>
+            </w:r>
+          </w:p>
+        </w:tc>
+        <w:tc>
+          <w:tcPr>
+            <w:tcW w:type="dxa" w:w="2665"/>
+          </w:tcPr>
+          <w:p>
+            <w:r/>
+            <w:r>
+              <w:rPr>
+                <w:sz w:val="19"/>
+              </w:rPr>
+              <w:t>Нет отзывов и фото домов; бренд Villagio (не раскрыт)</w:t>
+            </w:r>
+          </w:p>
+        </w:tc>
+        <w:tc>
+          <w:tcPr>
+            <w:tcW w:type="dxa" w:w="1984"/>
+          </w:tcPr>
+          <w:p>
+            <w:r/>
+            <w:r>
+              <w:rPr>
+                <w:sz w:val="19"/>
+              </w:rPr>
+              <w:t>TG / WA / VK; Tilda</w:t>
+            </w:r>
+          </w:p>
+        </w:tc>
+      </w:tr>
+      <w:tr>
+        <w:tc>
+          <w:tcPr>
+            <w:tcW w:type="dxa" w:w="1871"/>
+          </w:tcPr>
+          <w:p>
+            <w:r/>
+            <w:r>
+              <w:rPr>
+                <w:b/>
+                <w:color w:val="051C2B"/>
+                <w:sz w:val="19"/>
+              </w:rPr>
+              <w:t>Riga Family (К2 DOM) — ближайший аналог</w:t>
+            </w:r>
+          </w:p>
+        </w:tc>
+        <w:tc>
+          <w:tcPr>
+            <w:tcW w:type="dxa" w:w="2494"/>
+          </w:tcPr>
+          <w:p>
+            <w:r/>
+            <w:r>
+              <w:rPr>
+                <w:sz w:val="19"/>
+              </w:rPr>
+              <w:t>57 км; 17,7–85,5 млн (127–391 м²)</w:t>
+            </w:r>
+          </w:p>
+        </w:tc>
+        <w:tc>
+          <w:tcPr>
+            <w:tcW w:type="dxa" w:w="2721"/>
+          </w:tcPr>
+          <w:p>
+            <w:r/>
+            <w:r>
+              <w:rPr>
+                <w:sz w:val="19"/>
+              </w:rPr>
+              <w:t>Генплан, ход стройки; онлайн-инструменты не подтверждены</w:t>
+            </w:r>
+          </w:p>
+        </w:tc>
+        <w:tc>
+          <w:tcPr>
+            <w:tcW w:type="dxa" w:w="3061"/>
+          </w:tcPr>
+          <w:p>
+            <w:r/>
+            <w:r>
+              <w:rPr>
+                <w:sz w:val="19"/>
+              </w:rPr>
+              <w:t>Рассрочка 0% до 30 мес; ипотека 6 / 8 / 6%; отделка в 3 вариантах</w:t>
+            </w:r>
+          </w:p>
+        </w:tc>
+        <w:tc>
+          <w:tcPr>
+            <w:tcW w:type="dxa" w:w="2665"/>
+          </w:tcPr>
+          <w:p>
+            <w:r/>
+            <w:r>
+              <w:rPr>
+                <w:sz w:val="19"/>
+              </w:rPr>
+              <w:t>«Посёлок года 2022»; 282 построенных дома</w:t>
+            </w:r>
+          </w:p>
+        </w:tc>
+        <w:tc>
+          <w:tcPr>
+            <w:tcW w:type="dxa" w:w="1984"/>
+          </w:tcPr>
+          <w:p>
+            <w:r/>
+            <w:r>
+              <w:rPr>
+                <w:sz w:val="19"/>
+              </w:rPr>
+              <w:t>TG; платформа н/д</w:t>
+            </w:r>
+          </w:p>
+        </w:tc>
+      </w:tr>
+      <w:tr>
+        <w:tc>
+          <w:tcPr>
+            <w:tcW w:type="dxa" w:w="1871"/>
+          </w:tcPr>
+          <w:p>
+            <w:r/>
+            <w:r>
+              <w:rPr>
+                <w:b/>
+                <w:color w:val="051C2B"/>
+                <w:sz w:val="19"/>
+              </w:rPr>
+              <w:t>Британика — эталон конверсии</w:t>
+            </w:r>
+          </w:p>
+        </w:tc>
+        <w:tc>
+          <w:tcPr>
+            <w:tcW w:type="dxa" w:w="2494"/>
+          </w:tcPr>
+          <w:p>
+            <w:r/>
+            <w:r>
+              <w:rPr>
+                <w:sz w:val="19"/>
+              </w:rPr>
+              <w:t>~25 мин; цены скрыты</w:t>
+            </w:r>
+          </w:p>
+        </w:tc>
+        <w:tc>
+          <w:tcPr>
+            <w:tcW w:type="dxa" w:w="2721"/>
+          </w:tcPr>
+          <w:p>
+            <w:r/>
+            <w:r>
+              <w:rPr>
+                <w:sz w:val="19"/>
+              </w:rPr>
+              <w:t>Квиз (Marquiz), калькулятор, интерактивный генплан</w:t>
+            </w:r>
+          </w:p>
+        </w:tc>
+        <w:tc>
+          <w:tcPr>
+            <w:tcW w:type="dxa" w:w="3061"/>
+          </w:tcPr>
+          <w:p>
+            <w:r/>
+            <w:r>
+              <w:rPr>
+                <w:sz w:val="19"/>
+              </w:rPr>
+              <w:t>Trade-in, рассрочка, льготная ипотека, отделка, скидка до 500 000 ₽</w:t>
+            </w:r>
+          </w:p>
+        </w:tc>
+        <w:tc>
+          <w:tcPr>
+            <w:tcW w:type="dxa" w:w="2665"/>
+          </w:tcPr>
+          <w:p>
+            <w:r/>
+            <w:r>
+              <w:rPr>
+                <w:sz w:val="19"/>
+              </w:rPr>
+              <w:t>9 отзывов резидентов, 4 награды, реальные фото</w:t>
+            </w:r>
+          </w:p>
+        </w:tc>
+        <w:tc>
+          <w:tcPr>
+            <w:tcW w:type="dxa" w:w="1984"/>
+          </w:tcPr>
+          <w:p>
+            <w:r/>
+            <w:r>
+              <w:rPr>
+                <w:sz w:val="19"/>
+              </w:rPr>
+              <w:t>TG/VK/WA/IG/YT; кастом (OpenCart)</w:t>
+            </w:r>
+          </w:p>
+        </w:tc>
+      </w:tr>
+      <w:tr>
+        <w:tc>
+          <w:tcPr>
+            <w:tcW w:type="dxa" w:w="1871"/>
+          </w:tcPr>
+          <w:p>
+            <w:r/>
+            <w:r>
+              <w:rPr>
+                <w:b/>
+                <w:color w:val="051C2B"/>
+                <w:sz w:val="19"/>
+              </w:rPr>
+              <w:t>Eli Estate — эко-клуб</w:t>
+            </w:r>
+          </w:p>
+        </w:tc>
+        <w:tc>
+          <w:tcPr>
+            <w:tcW w:type="dxa" w:w="2494"/>
+          </w:tcPr>
+          <w:p>
+            <w:r/>
+            <w:r>
+              <w:rPr>
+                <w:sz w:val="19"/>
+              </w:rPr>
+              <w:t>~60 мин; «от» (готовый от 15 млн)</w:t>
+            </w:r>
+          </w:p>
+        </w:tc>
+        <w:tc>
+          <w:tcPr>
+            <w:tcW w:type="dxa" w:w="2721"/>
+          </w:tcPr>
+          <w:p>
+            <w:r/>
+            <w:r>
+              <w:rPr>
+                <w:sz w:val="19"/>
+              </w:rPr>
+              <w:t>Инструментов почти нет; генплан в презентации</w:t>
+            </w:r>
+          </w:p>
+        </w:tc>
+        <w:tc>
+          <w:tcPr>
+            <w:tcW w:type="dxa" w:w="3061"/>
+          </w:tcPr>
+          <w:p>
+            <w:r/>
+            <w:r>
+              <w:rPr>
+                <w:sz w:val="19"/>
+              </w:rPr>
+              <w:t>Не заявлены</w:t>
+            </w:r>
+          </w:p>
+        </w:tc>
+        <w:tc>
+          <w:tcPr>
+            <w:tcW w:type="dxa" w:w="2665"/>
+          </w:tcPr>
+          <w:p>
+            <w:r/>
+            <w:r>
+              <w:rPr>
+                <w:sz w:val="19"/>
+              </w:rPr>
+              <w:t>Видеоотзывы, фото «без рендеров», награды</w:t>
+            </w:r>
+          </w:p>
+        </w:tc>
+        <w:tc>
+          <w:tcPr>
+            <w:tcW w:type="dxa" w:w="1984"/>
+          </w:tcPr>
+          <w:p>
+            <w:r/>
+            <w:r>
+              <w:rPr>
+                <w:sz w:val="19"/>
+              </w:rPr>
+              <w:t>TG / WA; Tilda</w:t>
+            </w:r>
+          </w:p>
+        </w:tc>
+      </w:tr>
+      <w:tr>
+        <w:tc>
+          <w:tcPr>
+            <w:tcW w:type="dxa" w:w="1871"/>
+          </w:tcPr>
+          <w:p>
+            <w:r/>
+            <w:r>
+              <w:rPr>
+                <w:b/>
+                <w:color w:val="051C2B"/>
+                <w:sz w:val="19"/>
+              </w:rPr>
+              <w:t>Ruza Family Park (КМД)</w:t>
+            </w:r>
+          </w:p>
+        </w:tc>
+        <w:tc>
+          <w:tcPr>
+            <w:tcW w:type="dxa" w:w="2494"/>
+          </w:tcPr>
+          <w:p>
+            <w:r/>
+            <w:r>
+              <w:rPr>
+                <w:sz w:val="19"/>
+              </w:rPr>
+              <w:t>Рузское/Новориж.; от ~975 тыс ₽/сотка (брус)</w:t>
+            </w:r>
+          </w:p>
+        </w:tc>
+        <w:tc>
+          <w:tcPr>
+            <w:tcW w:type="dxa" w:w="2721"/>
+          </w:tcPr>
+          <w:p>
+            <w:r/>
+            <w:r>
+              <w:rPr>
+                <w:sz w:val="19"/>
+              </w:rPr>
+              <w:t>Нет</w:t>
+            </w:r>
+          </w:p>
+        </w:tc>
+        <w:tc>
+          <w:tcPr>
+            <w:tcW w:type="dxa" w:w="3061"/>
+          </w:tcPr>
+          <w:p>
+            <w:r/>
+            <w:r>
+              <w:rPr>
+                <w:sz w:val="19"/>
+              </w:rPr>
+              <w:t>Рассрочка до 2 лет, trade-in, скидки до 1,5 млн</w:t>
+            </w:r>
+          </w:p>
+        </w:tc>
+        <w:tc>
+          <w:tcPr>
+            <w:tcW w:type="dxa" w:w="2665"/>
+          </w:tcPr>
+          <w:p>
+            <w:r/>
+            <w:r>
+              <w:rPr>
+                <w:sz w:val="19"/>
+              </w:rPr>
+              <w:t>Отзывы, фотогалереи</w:t>
+            </w:r>
+          </w:p>
+        </w:tc>
+        <w:tc>
+          <w:tcPr>
+            <w:tcW w:type="dxa" w:w="1984"/>
+          </w:tcPr>
+          <w:p>
+            <w:r/>
+            <w:r>
+              <w:rPr>
+                <w:sz w:val="19"/>
+              </w:rPr>
+              <w:t>TG; Bitrix</w:t>
+            </w:r>
+          </w:p>
+        </w:tc>
+      </w:tr>
+      <w:tr>
+        <w:tc>
+          <w:tcPr>
+            <w:tcW w:type="dxa" w:w="1871"/>
+          </w:tcPr>
+          <w:p>
+            <w:r/>
+            <w:r>
+              <w:rPr>
+                <w:b/>
+                <w:color w:val="051C2B"/>
+                <w:sz w:val="19"/>
+              </w:rPr>
+              <w:t>Madison Park — элит</w:t>
+            </w:r>
+          </w:p>
+        </w:tc>
+        <w:tc>
+          <w:tcPr>
+            <w:tcW w:type="dxa" w:w="2494"/>
+          </w:tcPr>
+          <w:p>
+            <w:r/>
+            <w:r>
+              <w:rPr>
+                <w:sz w:val="19"/>
+              </w:rPr>
+              <w:t>24 км; 57–777 млн (369–1500 м²)</w:t>
+            </w:r>
+          </w:p>
+        </w:tc>
+        <w:tc>
+          <w:tcPr>
+            <w:tcW w:type="dxa" w:w="2721"/>
+          </w:tcPr>
+          <w:p>
+            <w:r/>
+            <w:r>
+              <w:rPr>
+                <w:sz w:val="19"/>
+              </w:rPr>
+              <w:t>Почти нет</w:t>
+            </w:r>
+          </w:p>
+        </w:tc>
+        <w:tc>
+          <w:tcPr>
+            <w:tcW w:type="dxa" w:w="3061"/>
+          </w:tcPr>
+          <w:p>
+            <w:r/>
+            <w:r>
+              <w:rPr>
+                <w:sz w:val="19"/>
+              </w:rPr>
+              <w:t>«Под ключ с мебелью» (часть домов)</w:t>
+            </w:r>
+          </w:p>
+        </w:tc>
+        <w:tc>
+          <w:tcPr>
+            <w:tcW w:type="dxa" w:w="2665"/>
+          </w:tcPr>
+          <w:p>
+            <w:r/>
+            <w:r>
+              <w:rPr>
+                <w:sz w:val="19"/>
+              </w:rPr>
+              <w:t>Отзывы менеджеров (не резидентов)</w:t>
+            </w:r>
+          </w:p>
+        </w:tc>
+        <w:tc>
+          <w:tcPr>
+            <w:tcW w:type="dxa" w:w="1984"/>
+          </w:tcPr>
+          <w:p>
+            <w:r/>
+            <w:r>
+              <w:rPr>
+                <w:sz w:val="19"/>
+              </w:rPr>
+              <w:t>TG / WA; простой лендинг</w:t>
+            </w:r>
+          </w:p>
+        </w:tc>
+      </w:tr>
+    </w:tbl>
     <w:p>
       <w:pPr>
         <w:spacing w:after="120"/>
@@ -4845,7 +3977,7 @@
           <w:color w:val="5B6168"/>
           <w:sz w:val="20"/>
         </w:rPr>
-        <w:t>Дополнительно проверен КП «Берёзы» (kp-berezy.ru) — продажа участков (сотка от 230 000 ₽), уровень СНТ; не сопоставим с ROSA, в сравнение не включён.</w:t>
+        <w:t>Незанятые ниши у всех в выборке: 3D/виртуальный тур и онлайн-бронирование лота. Квиз и калькулятор есть только у Британики. Дополнительно проверен КП «Берёзы» (kp-berezy.ru) — продажа участков уровня СНТ; не сопоставим с ROSA, в таблицу не включён.</w:t>
       </w:r>
     </w:p>
     <w:p>
@@ -4905,8 +4037,8 @@
       </w:r>
     </w:p>
     <w:sectPr>
-      <w:pgSz w:w="12240" w:h="15840"/>
-      <w:pgMar w:top="1134" w:right="1247" w:bottom="1134" w:left="1247" w:header="720" w:footer="720" w:gutter="0"/>
+      <w:pgSz w:w="15840" w:h="12240" w:orient="landscape"/>
+      <w:pgMar w:top="1020" w:right="1020" w:bottom="1020" w:left="1020" w:header="720" w:footer="720" w:gutter="0"/>
       <w:cols w:space="720"/>
       <w:docGrid w:linePitch="360"/>
     </w:sectPr>
